--- a/docs/studyguides/rationalizingthedenominator.docx
+++ b/docs/studyguides/rationalizingthedenominator.docx
@@ -74,7 +74,7 @@
           <w:i/>
           <w:iCs/>
         </w:rPr>
-        <w:t xml:space="preserve">and [Guide: Expanding brackets]. The only irrational numbers you will see in this guide are square roots. If you want to learn more about irrational numbers, have a look at [Guide: Overview of numbers].</w:t>
+        <w:t xml:space="preserve">and [Guide: Expanding brackets]. The only irrational numbers you will see in this guide are square roots. If you want to learn more about irrational numbers, have a look at [Overview: Types of numbers].</w:t>
       </w:r>
     </w:p>
     <w:bookmarkStart w:id="24" w:name="what-is-rationalizing-the-denominator"/>

--- a/docs/studyguides/rationalizingthedenominator.docx
+++ b/docs/studyguides/rationalizingthedenominator.docx
@@ -52,7 +52,7 @@
         </w:rPr>
         <w:t xml:space="preserve"> </w:t>
       </w:r>
-      <w:hyperlink r:id="rId20">
+      <w:hyperlink r:id="rId9">
         <w:r>
           <w:rPr>
             <w:rStyle w:val="Hyperlink"/>
@@ -77,7 +77,7 @@
         <w:t xml:space="preserve">and [Guide: Expanding brackets]. The only irrational numbers you will see in this guide are square roots. If you want to learn more about irrational numbers, have a look at [Overview: Types of numbers].</w:t>
       </w:r>
     </w:p>
-    <w:bookmarkStart w:id="24" w:name="what-is-rationalizing-the-denominator"/>
+    <w:bookmarkStart w:id="13" w:name="what-is-rationalizing-the-denominator"/>
     <w:p>
       <w:pPr>
         <w:pStyle w:val="Heading1"/>
@@ -238,18 +238,18 @@
                 <wp:inline>
                   <wp:extent cx="152400" cy="152400"/>
                   <wp:effectExtent b="0" l="0" r="0" t="0"/>
-                  <wp:docPr descr="" title="" id="22" name="Picture"/>
+                  <wp:docPr descr="" title="" id="11" name="Picture"/>
                   <a:graphic>
                     <a:graphicData uri="http://schemas.openxmlformats.org/drawingml/2006/picture">
                       <pic:pic>
                         <pic:nvPicPr>
-                          <pic:cNvPr descr="/Applications/quarto/share/formats/docx/note.png" id="23" name="Picture"/>
+                          <pic:cNvPr descr="/Applications/quarto/share/formats/docx/note.png" id="12" name="Picture"/>
                           <pic:cNvPicPr>
                             <a:picLocks noChangeArrowheads="1" noChangeAspect="1"/>
                           </pic:cNvPicPr>
                         </pic:nvPicPr>
                         <pic:blipFill>
-                          <a:blip r:embed="rId21"/>
+                          <a:blip r:embed="rId10"/>
                           <a:stretch>
                             <a:fillRect/>
                           </a:stretch>
@@ -386,8 +386,8 @@
         </w:tc>
       </w:tr>
     </w:tbl>
-    <w:bookmarkEnd w:id="24"/>
-    <w:bookmarkStart w:id="31" w:name="expressions-of-the-form-fracabsqrtc"/>
+    <w:bookmarkEnd w:id="13"/>
+    <w:bookmarkStart w:id="20" w:name="expressions-of-the-form-fracabsqrtc"/>
     <w:p>
       <w:pPr>
         <w:pStyle w:val="Heading1"/>
@@ -613,29 +613,31 @@
               <m:r>
                 <m:t>b</m:t>
               </m:r>
+              <m:r>
+                <m:rPr>
+                  <m:sty m:val="p"/>
+                </m:rPr>
+                <m:t>(</m:t>
+              </m:r>
+              <m:rad>
+                <m:radPr>
+                  <m:degHide m:val="on"/>
+                </m:radPr>
+                <m:deg/>
+                <m:e>
+                  <m:r>
+                    <m:t>c</m:t>
+                  </m:r>
+                </m:e>
+              </m:rad>
               <m:sSup>
                 <m:e>
-                  <m:d>
-                    <m:dPr>
-                      <m:begChr m:val="("/>
-                      <m:sepChr m:val=""/>
-                      <m:endChr m:val=")"/>
-                      <m:grow/>
-                    </m:dPr>
-                    <m:e>
-                      <m:rad>
-                        <m:radPr>
-                          <m:degHide m:val="on"/>
-                        </m:radPr>
-                        <m:deg/>
-                        <m:e>
-                          <m:r>
-                            <m:t>c</m:t>
-                          </m:r>
-                        </m:e>
-                      </m:rad>
-                    </m:e>
-                  </m:d>
+                  <m:r>
+                    <m:rPr>
+                      <m:sty m:val="p"/>
+                    </m:rPr>
+                    <m:t>)</m:t>
+                  </m:r>
                 </m:e>
                 <m:sup>
                   <m:r>
@@ -659,29 +661,31 @@
         <w:t xml:space="preserve"> </w:t>
       </w:r>
       <m:oMath>
+        <m:r>
+          <m:rPr>
+            <m:sty m:val="p"/>
+          </m:rPr>
+          <m:t>(</m:t>
+        </m:r>
+        <m:rad>
+          <m:radPr>
+            <m:degHide m:val="on"/>
+          </m:radPr>
+          <m:deg/>
+          <m:e>
+            <m:r>
+              <m:t>c</m:t>
+            </m:r>
+          </m:e>
+        </m:rad>
         <m:sSup>
           <m:e>
-            <m:d>
-              <m:dPr>
-                <m:begChr m:val="("/>
-                <m:sepChr m:val=""/>
-                <m:endChr m:val=")"/>
-                <m:grow/>
-              </m:dPr>
-              <m:e>
-                <m:rad>
-                  <m:radPr>
-                    <m:degHide m:val="on"/>
-                  </m:radPr>
-                  <m:deg/>
-                  <m:e>
-                    <m:r>
-                      <m:t>c</m:t>
-                    </m:r>
-                  </m:e>
-                </m:rad>
-              </m:e>
-            </m:d>
+            <m:r>
+              <m:rPr>
+                <m:sty m:val="p"/>
+              </m:rPr>
+              <m:t>)</m:t>
+            </m:r>
           </m:e>
           <m:sup>
             <m:r>
@@ -739,29 +743,31 @@
               <m:r>
                 <m:t>b</m:t>
               </m:r>
+              <m:r>
+                <m:rPr>
+                  <m:sty m:val="p"/>
+                </m:rPr>
+                <m:t>(</m:t>
+              </m:r>
+              <m:rad>
+                <m:radPr>
+                  <m:degHide m:val="on"/>
+                </m:radPr>
+                <m:deg/>
+                <m:e>
+                  <m:r>
+                    <m:t>c</m:t>
+                  </m:r>
+                </m:e>
+              </m:rad>
               <m:sSup>
                 <m:e>
-                  <m:d>
-                    <m:dPr>
-                      <m:begChr m:val="("/>
-                      <m:sepChr m:val=""/>
-                      <m:endChr m:val=")"/>
-                      <m:grow/>
-                    </m:dPr>
-                    <m:e>
-                      <m:rad>
-                        <m:radPr>
-                          <m:degHide m:val="on"/>
-                        </m:radPr>
-                        <m:deg/>
-                        <m:e>
-                          <m:r>
-                            <m:t>c</m:t>
-                          </m:r>
-                        </m:e>
-                      </m:rad>
-                    </m:e>
-                  </m:d>
+                  <m:r>
+                    <m:rPr>
+                      <m:sty m:val="p"/>
+                    </m:rPr>
+                    <m:t>)</m:t>
+                  </m:r>
                 </m:e>
                 <m:sup>
                   <m:r>
@@ -899,18 +905,18 @@
                 <wp:inline>
                   <wp:extent cx="152400" cy="152400"/>
                   <wp:effectExtent b="0" l="0" r="0" t="0"/>
-                  <wp:docPr descr="" title="" id="25" name="Picture"/>
+                  <wp:docPr descr="" title="" id="14" name="Picture"/>
                   <a:graphic>
                     <a:graphicData uri="http://schemas.openxmlformats.org/drawingml/2006/picture">
                       <pic:pic>
                         <pic:nvPicPr>
-                          <pic:cNvPr descr="/Applications/quarto/share/formats/docx/note.png" id="26" name="Picture"/>
+                          <pic:cNvPr descr="/Applications/quarto/share/formats/docx/note.png" id="15" name="Picture"/>
                           <pic:cNvPicPr>
                             <a:picLocks noChangeArrowheads="1" noChangeAspect="1"/>
                           </pic:cNvPicPr>
                         </pic:nvPicPr>
                         <pic:blipFill>
-                          <a:blip r:embed="rId21"/>
+                          <a:blip r:embed="rId10"/>
                           <a:stretch>
                             <a:fillRect/>
                           </a:stretch>
@@ -1125,29 +1131,31 @@
                     </m:rad>
                   </m:num>
                   <m:den>
+                    <m:r>
+                      <m:rPr>
+                        <m:sty m:val="p"/>
+                      </m:rPr>
+                      <m:t>(</m:t>
+                    </m:r>
+                    <m:rad>
+                      <m:radPr>
+                        <m:degHide m:val="on"/>
+                      </m:radPr>
+                      <m:deg/>
+                      <m:e>
+                        <m:r>
+                          <m:t>2</m:t>
+                        </m:r>
+                      </m:e>
+                    </m:rad>
                     <m:sSup>
                       <m:e>
-                        <m:d>
-                          <m:dPr>
-                            <m:begChr m:val="("/>
-                            <m:sepChr m:val=""/>
-                            <m:endChr m:val=")"/>
-                            <m:grow/>
-                          </m:dPr>
-                          <m:e>
-                            <m:rad>
-                              <m:radPr>
-                                <m:degHide m:val="on"/>
-                              </m:radPr>
-                              <m:deg/>
-                              <m:e>
-                                <m:r>
-                                  <m:t>2</m:t>
-                                </m:r>
-                              </m:e>
-                            </m:rad>
-                          </m:e>
-                        </m:d>
+                        <m:r>
+                          <m:rPr>
+                            <m:sty m:val="p"/>
+                          </m:rPr>
+                          <m:t>)</m:t>
+                        </m:r>
                       </m:e>
                       <m:sup>
                         <m:r>
@@ -1198,29 +1206,31 @@
                     </m:rad>
                   </m:num>
                   <m:den>
+                    <m:r>
+                      <m:rPr>
+                        <m:sty m:val="p"/>
+                      </m:rPr>
+                      <m:t>(</m:t>
+                    </m:r>
+                    <m:rad>
+                      <m:radPr>
+                        <m:degHide m:val="on"/>
+                      </m:radPr>
+                      <m:deg/>
+                      <m:e>
+                        <m:r>
+                          <m:t>2</m:t>
+                        </m:r>
+                      </m:e>
+                    </m:rad>
                     <m:sSup>
                       <m:e>
-                        <m:d>
-                          <m:dPr>
-                            <m:begChr m:val="("/>
-                            <m:sepChr m:val=""/>
-                            <m:endChr m:val=")"/>
-                            <m:grow/>
-                          </m:dPr>
-                          <m:e>
-                            <m:rad>
-                              <m:radPr>
-                                <m:degHide m:val="on"/>
-                              </m:radPr>
-                              <m:deg/>
-                              <m:e>
-                                <m:r>
-                                  <m:t>2</m:t>
-                                </m:r>
-                              </m:e>
-                            </m:rad>
-                          </m:e>
-                        </m:d>
+                        <m:r>
+                          <m:rPr>
+                            <m:sty m:val="p"/>
+                          </m:rPr>
+                          <m:t>)</m:t>
+                        </m:r>
                       </m:e>
                       <m:sup>
                         <m:r>
@@ -1390,18 +1400,18 @@
                 <wp:inline>
                   <wp:extent cx="152400" cy="152400"/>
                   <wp:effectExtent b="0" l="0" r="0" t="0"/>
-                  <wp:docPr descr="" title="" id="27" name="Picture"/>
+                  <wp:docPr descr="" title="" id="16" name="Picture"/>
                   <a:graphic>
                     <a:graphicData uri="http://schemas.openxmlformats.org/drawingml/2006/picture">
                       <pic:pic>
                         <pic:nvPicPr>
-                          <pic:cNvPr descr="/Applications/quarto/share/formats/docx/note.png" id="28" name="Picture"/>
+                          <pic:cNvPr descr="/Applications/quarto/share/formats/docx/note.png" id="17" name="Picture"/>
                           <pic:cNvPicPr>
                             <a:picLocks noChangeArrowheads="1" noChangeAspect="1"/>
                           </pic:cNvPicPr>
                         </pic:nvPicPr>
                         <pic:blipFill>
-                          <a:blip r:embed="rId21"/>
+                          <a:blip r:embed="rId10"/>
                           <a:stretch>
                             <a:fillRect/>
                           </a:stretch>
@@ -1622,29 +1632,31 @@
                     <m:r>
                       <m:t>2</m:t>
                     </m:r>
+                    <m:r>
+                      <m:rPr>
+                        <m:sty m:val="p"/>
+                      </m:rPr>
+                      <m:t>(</m:t>
+                    </m:r>
+                    <m:rad>
+                      <m:radPr>
+                        <m:degHide m:val="on"/>
+                      </m:radPr>
+                      <m:deg/>
+                      <m:e>
+                        <m:r>
+                          <m:t>5</m:t>
+                        </m:r>
+                      </m:e>
+                    </m:rad>
                     <m:sSup>
                       <m:e>
-                        <m:d>
-                          <m:dPr>
-                            <m:begChr m:val="("/>
-                            <m:sepChr m:val=""/>
-                            <m:endChr m:val=")"/>
-                            <m:grow/>
-                          </m:dPr>
-                          <m:e>
-                            <m:rad>
-                              <m:radPr>
-                                <m:degHide m:val="on"/>
-                              </m:radPr>
-                              <m:deg/>
-                              <m:e>
-                                <m:r>
-                                  <m:t>5</m:t>
-                                </m:r>
-                              </m:e>
-                            </m:rad>
-                          </m:e>
-                        </m:d>
+                        <m:r>
+                          <m:rPr>
+                            <m:sty m:val="p"/>
+                          </m:rPr>
+                          <m:t>)</m:t>
+                        </m:r>
                       </m:e>
                       <m:sup>
                         <m:r>
@@ -1668,29 +1680,31 @@
               <w:t xml:space="preserve"> </w:t>
             </w:r>
             <m:oMath>
+              <m:r>
+                <m:rPr>
+                  <m:sty m:val="p"/>
+                </m:rPr>
+                <m:t>(</m:t>
+              </m:r>
+              <m:rad>
+                <m:radPr>
+                  <m:degHide m:val="on"/>
+                </m:radPr>
+                <m:deg/>
+                <m:e>
+                  <m:r>
+                    <m:t>5</m:t>
+                  </m:r>
+                </m:e>
+              </m:rad>
               <m:sSup>
                 <m:e>
-                  <m:d>
-                    <m:dPr>
-                      <m:begChr m:val="("/>
-                      <m:sepChr m:val=""/>
-                      <m:endChr m:val=")"/>
-                      <m:grow/>
-                    </m:dPr>
-                    <m:e>
-                      <m:rad>
-                        <m:radPr>
-                          <m:degHide m:val="on"/>
-                        </m:radPr>
-                        <m:deg/>
-                        <m:e>
-                          <m:r>
-                            <m:t>5</m:t>
-                          </m:r>
-                        </m:e>
-                      </m:rad>
-                    </m:e>
-                  </m:d>
+                  <m:r>
+                    <m:rPr>
+                      <m:sty m:val="p"/>
+                    </m:rPr>
+                    <m:t>)</m:t>
+                  </m:r>
                 </m:e>
                 <m:sup>
                   <m:r>
@@ -1745,29 +1759,31 @@
                     <m:r>
                       <m:t>2</m:t>
                     </m:r>
+                    <m:r>
+                      <m:rPr>
+                        <m:sty m:val="p"/>
+                      </m:rPr>
+                      <m:t>(</m:t>
+                    </m:r>
+                    <m:rad>
+                      <m:radPr>
+                        <m:degHide m:val="on"/>
+                      </m:radPr>
+                      <m:deg/>
+                      <m:e>
+                        <m:r>
+                          <m:t>5</m:t>
+                        </m:r>
+                      </m:e>
+                    </m:rad>
                     <m:sSup>
                       <m:e>
-                        <m:d>
-                          <m:dPr>
-                            <m:begChr m:val="("/>
-                            <m:sepChr m:val=""/>
-                            <m:endChr m:val=")"/>
-                            <m:grow/>
-                          </m:dPr>
-                          <m:e>
-                            <m:rad>
-                              <m:radPr>
-                                <m:degHide m:val="on"/>
-                              </m:radPr>
-                              <m:deg/>
-                              <m:e>
-                                <m:r>
-                                  <m:t>5</m:t>
-                                </m:r>
-                              </m:e>
-                            </m:rad>
-                          </m:e>
-                        </m:d>
+                        <m:r>
+                          <m:rPr>
+                            <m:sty m:val="p"/>
+                          </m:rPr>
+                          <m:t>)</m:t>
+                        </m:r>
                       </m:e>
                       <m:sup>
                         <m:r>
@@ -1948,18 +1964,18 @@
                 <wp:inline>
                   <wp:extent cx="152400" cy="152400"/>
                   <wp:effectExtent b="0" l="0" r="0" t="0"/>
-                  <wp:docPr descr="" title="" id="29" name="Picture"/>
+                  <wp:docPr descr="" title="" id="18" name="Picture"/>
                   <a:graphic>
                     <a:graphicData uri="http://schemas.openxmlformats.org/drawingml/2006/picture">
                       <pic:pic>
                         <pic:nvPicPr>
-                          <pic:cNvPr descr="/Applications/quarto/share/formats/docx/note.png" id="30" name="Picture"/>
+                          <pic:cNvPr descr="/Applications/quarto/share/formats/docx/note.png" id="19" name="Picture"/>
                           <pic:cNvPicPr>
                             <a:picLocks noChangeArrowheads="1" noChangeAspect="1"/>
                           </pic:cNvPicPr>
                         </pic:nvPicPr>
                         <pic:blipFill>
-                          <a:blip r:embed="rId21"/>
+                          <a:blip r:embed="rId10"/>
                           <a:stretch>
                             <a:fillRect/>
                           </a:stretch>
@@ -2198,36 +2214,21 @@
                     <m:type m:val="bar"/>
                   </m:fPr>
                   <m:num>
-                    <m:d>
-                      <m:dPr>
-                        <m:begChr m:val="("/>
-                        <m:sepChr m:val=""/>
-                        <m:endChr m:val=")"/>
-                        <m:grow/>
-                      </m:dPr>
-                      <m:e>
-                        <m:r>
-                          <m:t>5</m:t>
-                        </m:r>
-                        <m:r>
-                          <m:rPr>
-                            <m:sty m:val="p"/>
-                          </m:rPr>
-                          <m:t>+</m:t>
-                        </m:r>
-                        <m:rad>
-                          <m:radPr>
-                            <m:degHide m:val="on"/>
-                          </m:radPr>
-                          <m:deg/>
-                          <m:e>
-                            <m:r>
-                              <m:t>2</m:t>
-                            </m:r>
-                          </m:e>
-                        </m:rad>
-                      </m:e>
-                    </m:d>
+                    <m:r>
+                      <m:rPr>
+                        <m:sty m:val="p"/>
+                      </m:rPr>
+                      <m:t>(</m:t>
+                    </m:r>
+                    <m:r>
+                      <m:t>5</m:t>
+                    </m:r>
+                    <m:r>
+                      <m:rPr>
+                        <m:sty m:val="p"/>
+                      </m:rPr>
+                      <m:t>+</m:t>
+                    </m:r>
                     <m:rad>
                       <m:radPr>
                         <m:degHide m:val="on"/>
@@ -2235,6 +2236,23 @@
                       <m:deg/>
                       <m:e>
                         <m:r>
+                          <m:t>2</m:t>
+                        </m:r>
+                      </m:e>
+                    </m:rad>
+                    <m:r>
+                      <m:rPr>
+                        <m:sty m:val="p"/>
+                      </m:rPr>
+                      <m:t>)</m:t>
+                    </m:r>
+                    <m:rad>
+                      <m:radPr>
+                        <m:degHide m:val="on"/>
+                      </m:radPr>
+                      <m:deg/>
+                      <m:e>
+                        <m:r>
                           <m:t>3</m:t>
                         </m:r>
                       </m:e>
@@ -2244,29 +2262,31 @@
                     <m:r>
                       <m:t>7</m:t>
                     </m:r>
+                    <m:r>
+                      <m:rPr>
+                        <m:sty m:val="p"/>
+                      </m:rPr>
+                      <m:t>(</m:t>
+                    </m:r>
+                    <m:rad>
+                      <m:radPr>
+                        <m:degHide m:val="on"/>
+                      </m:radPr>
+                      <m:deg/>
+                      <m:e>
+                        <m:r>
+                          <m:t>3</m:t>
+                        </m:r>
+                      </m:e>
+                    </m:rad>
                     <m:sSup>
                       <m:e>
-                        <m:d>
-                          <m:dPr>
-                            <m:begChr m:val="("/>
-                            <m:sepChr m:val=""/>
-                            <m:endChr m:val=")"/>
-                            <m:grow/>
-                          </m:dPr>
-                          <m:e>
-                            <m:rad>
-                              <m:radPr>
-                                <m:degHide m:val="on"/>
-                              </m:radPr>
-                              <m:deg/>
-                              <m:e>
-                                <m:r>
-                                  <m:t>3</m:t>
-                                </m:r>
-                              </m:e>
-                            </m:rad>
-                          </m:e>
-                        </m:d>
+                        <m:r>
+                          <m:rPr>
+                            <m:sty m:val="p"/>
+                          </m:rPr>
+                          <m:t>)</m:t>
+                        </m:r>
                       </m:e>
                       <m:sup>
                         <m:r>
@@ -2301,36 +2321,21 @@
                     <m:type m:val="bar"/>
                   </m:fPr>
                   <m:num>
-                    <m:d>
-                      <m:dPr>
-                        <m:begChr m:val="("/>
-                        <m:sepChr m:val=""/>
-                        <m:endChr m:val=")"/>
-                        <m:grow/>
-                      </m:dPr>
-                      <m:e>
-                        <m:r>
-                          <m:t>5</m:t>
-                        </m:r>
-                        <m:r>
-                          <m:rPr>
-                            <m:sty m:val="p"/>
-                          </m:rPr>
-                          <m:t>+</m:t>
-                        </m:r>
-                        <m:rad>
-                          <m:radPr>
-                            <m:degHide m:val="on"/>
-                          </m:radPr>
-                          <m:deg/>
-                          <m:e>
-                            <m:r>
-                              <m:t>2</m:t>
-                            </m:r>
-                          </m:e>
-                        </m:rad>
-                      </m:e>
-                    </m:d>
+                    <m:r>
+                      <m:rPr>
+                        <m:sty m:val="p"/>
+                      </m:rPr>
+                      <m:t>(</m:t>
+                    </m:r>
+                    <m:r>
+                      <m:t>5</m:t>
+                    </m:r>
+                    <m:r>
+                      <m:rPr>
+                        <m:sty m:val="p"/>
+                      </m:rPr>
+                      <m:t>+</m:t>
+                    </m:r>
                     <m:rad>
                       <m:radPr>
                         <m:degHide m:val="on"/>
@@ -2338,6 +2343,23 @@
                       <m:deg/>
                       <m:e>
                         <m:r>
+                          <m:t>2</m:t>
+                        </m:r>
+                      </m:e>
+                    </m:rad>
+                    <m:r>
+                      <m:rPr>
+                        <m:sty m:val="p"/>
+                      </m:rPr>
+                      <m:t>)</m:t>
+                    </m:r>
+                    <m:rad>
+                      <m:radPr>
+                        <m:degHide m:val="on"/>
+                      </m:radPr>
+                      <m:deg/>
+                      <m:e>
+                        <m:r>
                           <m:t>3</m:t>
                         </m:r>
                       </m:e>
@@ -2347,29 +2369,31 @@
                     <m:r>
                       <m:t>7</m:t>
                     </m:r>
+                    <m:r>
+                      <m:rPr>
+                        <m:sty m:val="p"/>
+                      </m:rPr>
+                      <m:t>(</m:t>
+                    </m:r>
+                    <m:rad>
+                      <m:radPr>
+                        <m:degHide m:val="on"/>
+                      </m:radPr>
+                      <m:deg/>
+                      <m:e>
+                        <m:r>
+                          <m:t>3</m:t>
+                        </m:r>
+                      </m:e>
+                    </m:rad>
                     <m:sSup>
                       <m:e>
-                        <m:d>
-                          <m:dPr>
-                            <m:begChr m:val="("/>
-                            <m:sepChr m:val=""/>
-                            <m:endChr m:val=")"/>
-                            <m:grow/>
-                          </m:dPr>
-                          <m:e>
-                            <m:rad>
-                              <m:radPr>
-                                <m:degHide m:val="on"/>
-                              </m:radPr>
-                              <m:deg/>
-                              <m:e>
-                                <m:r>
-                                  <m:t>3</m:t>
-                                </m:r>
-                              </m:e>
-                            </m:rad>
-                          </m:e>
-                        </m:d>
+                        <m:r>
+                          <m:rPr>
+                            <m:sty m:val="p"/>
+                          </m:rPr>
+                          <m:t>)</m:t>
+                        </m:r>
                       </m:e>
                       <m:sup>
                         <m:r>
@@ -2437,19 +2461,21 @@
                     <m:r>
                       <m:t>7</m:t>
                     </m:r>
-                    <m:d>
-                      <m:dPr>
-                        <m:begChr m:val="("/>
-                        <m:sepChr m:val=""/>
-                        <m:endChr m:val=")"/>
-                        <m:grow/>
-                      </m:dPr>
-                      <m:e>
-                        <m:r>
-                          <m:t>3</m:t>
-                        </m:r>
-                      </m:e>
-                    </m:d>
+                    <m:r>
+                      <m:rPr>
+                        <m:sty m:val="p"/>
+                      </m:rPr>
+                      <m:t>(</m:t>
+                    </m:r>
+                    <m:r>
+                      <m:t>3</m:t>
+                    </m:r>
+                    <m:r>
+                      <m:rPr>
+                        <m:sty m:val="p"/>
+                      </m:rPr>
+                      <m:t>)</m:t>
+                    </m:r>
                   </m:den>
                 </m:f>
               </m:oMath>
@@ -2519,19 +2545,21 @@
               <m:r>
                 <m:t>7</m:t>
               </m:r>
-              <m:d>
-                <m:dPr>
-                  <m:begChr m:val="("/>
-                  <m:sepChr m:val=""/>
-                  <m:endChr m:val=")"/>
-                  <m:grow/>
-                </m:dPr>
-                <m:e>
-                  <m:r>
-                    <m:t>3</m:t>
-                  </m:r>
-                </m:e>
-              </m:d>
+              <m:r>
+                <m:rPr>
+                  <m:sty m:val="p"/>
+                </m:rPr>
+                <m:t>(</m:t>
+              </m:r>
+              <m:r>
+                <m:t>3</m:t>
+              </m:r>
+              <m:r>
+                <m:rPr>
+                  <m:sty m:val="p"/>
+                </m:rPr>
+                <m:t>)</m:t>
+              </m:r>
               <m:r>
                 <m:rPr>
                   <m:sty m:val="p"/>
@@ -2607,19 +2635,21 @@
                     <m:r>
                       <m:t>7</m:t>
                     </m:r>
-                    <m:d>
-                      <m:dPr>
-                        <m:begChr m:val="("/>
-                        <m:sepChr m:val=""/>
-                        <m:endChr m:val=")"/>
-                        <m:grow/>
-                      </m:dPr>
-                      <m:e>
-                        <m:r>
-                          <m:t>3</m:t>
-                        </m:r>
-                      </m:e>
-                    </m:d>
+                    <m:r>
+                      <m:rPr>
+                        <m:sty m:val="p"/>
+                      </m:rPr>
+                      <m:t>(</m:t>
+                    </m:r>
+                    <m:r>
+                      <m:t>3</m:t>
+                    </m:r>
+                    <m:r>
+                      <m:rPr>
+                        <m:sty m:val="p"/>
+                      </m:rPr>
+                      <m:t>)</m:t>
+                    </m:r>
                   </m:den>
                 </m:f>
                 <m:r>
@@ -2788,8 +2818,8 @@
         </w:tc>
       </w:tr>
     </w:tbl>
-    <w:bookmarkEnd w:id="31"/>
-    <w:bookmarkStart w:id="38" w:name="what-is-a-quadratic-conjugate"/>
+    <w:bookmarkEnd w:id="20"/>
+    <w:bookmarkStart w:id="27" w:name="what-is-a-quadratic-conjugate"/>
     <w:p>
       <w:pPr>
         <w:pStyle w:val="Heading1"/>
@@ -2942,18 +2972,18 @@
                 <wp:inline>
                   <wp:extent cx="152400" cy="152400"/>
                   <wp:effectExtent b="0" l="0" r="0" t="0"/>
-                  <wp:docPr descr="" title="" id="32" name="Picture"/>
+                  <wp:docPr descr="" title="" id="21" name="Picture"/>
                   <a:graphic>
                     <a:graphicData uri="http://schemas.openxmlformats.org/drawingml/2006/picture">
                       <pic:pic>
                         <pic:nvPicPr>
-                          <pic:cNvPr descr="/Applications/quarto/share/formats/docx/note.png" id="33" name="Picture"/>
+                          <pic:cNvPr descr="/Applications/quarto/share/formats/docx/note.png" id="22" name="Picture"/>
                           <pic:cNvPicPr>
                             <a:picLocks noChangeArrowheads="1" noChangeAspect="1"/>
                           </pic:cNvPicPr>
                         </pic:nvPicPr>
                         <pic:blipFill>
-                          <a:blip r:embed="rId21"/>
+                          <a:blip r:embed="rId10"/>
                           <a:stretch>
                             <a:fillRect/>
                           </a:stretch>
@@ -3295,18 +3325,18 @@
                 <wp:inline>
                   <wp:extent cx="152400" cy="152400"/>
                   <wp:effectExtent b="0" l="0" r="0" t="0"/>
-                  <wp:docPr descr="" title="" id="34" name="Picture"/>
+                  <wp:docPr descr="" title="" id="23" name="Picture"/>
                   <a:graphic>
                     <a:graphicData uri="http://schemas.openxmlformats.org/drawingml/2006/picture">
                       <pic:pic>
                         <pic:nvPicPr>
-                          <pic:cNvPr descr="/Applications/quarto/share/formats/docx/note.png" id="35" name="Picture"/>
+                          <pic:cNvPr descr="/Applications/quarto/share/formats/docx/note.png" id="24" name="Picture"/>
                           <pic:cNvPicPr>
                             <a:picLocks noChangeArrowheads="1" noChangeAspect="1"/>
                           </pic:cNvPicPr>
                         </pic:nvPicPr>
                         <pic:blipFill>
-                          <a:blip r:embed="rId21"/>
+                          <a:blip r:embed="rId10"/>
                           <a:stretch>
                             <a:fillRect/>
                           </a:stretch>
@@ -3516,18 +3546,18 @@
                 <wp:inline>
                   <wp:extent cx="152400" cy="152400"/>
                   <wp:effectExtent b="0" l="0" r="0" t="0"/>
-                  <wp:docPr descr="" title="" id="36" name="Picture"/>
+                  <wp:docPr descr="" title="" id="25" name="Picture"/>
                   <a:graphic>
                     <a:graphicData uri="http://schemas.openxmlformats.org/drawingml/2006/picture">
                       <pic:pic>
                         <pic:nvPicPr>
-                          <pic:cNvPr descr="/Applications/quarto/share/formats/docx/note.png" id="37" name="Picture"/>
+                          <pic:cNvPr descr="/Applications/quarto/share/formats/docx/note.png" id="26" name="Picture"/>
                           <pic:cNvPicPr>
                             <a:picLocks noChangeArrowheads="1" noChangeAspect="1"/>
                           </pic:cNvPicPr>
                         </pic:nvPicPr>
                         <pic:blipFill>
-                          <a:blip r:embed="rId21"/>
+                          <a:blip r:embed="rId10"/>
                           <a:stretch>
                             <a:fillRect/>
                           </a:stretch>
@@ -3821,72 +3851,76 @@
           <m:jc m:val="center"/>
         </m:oMathParaPr>
         <m:oMath>
-          <m:d>
-            <m:dPr>
-              <m:begChr m:val="("/>
-              <m:sepChr m:val=""/>
-              <m:endChr m:val=")"/>
-              <m:grow/>
-            </m:dPr>
+          <m:r>
+            <m:rPr>
+              <m:sty m:val="p"/>
+            </m:rPr>
+            <m:t>(</m:t>
+          </m:r>
+          <m:r>
+            <m:t>b</m:t>
+          </m:r>
+          <m:r>
+            <m:rPr>
+              <m:sty m:val="p"/>
+            </m:rPr>
+            <m:t>+</m:t>
+          </m:r>
+          <m:r>
+            <m:t>c</m:t>
+          </m:r>
+          <m:rad>
+            <m:radPr>
+              <m:degHide m:val="on"/>
+            </m:radPr>
+            <m:deg/>
             <m:e>
               <m:r>
-                <m:t>b</m:t>
+                <m:t>d</m:t>
               </m:r>
-              <m:r>
-                <m:rPr>
-                  <m:sty m:val="p"/>
-                </m:rPr>
-                <m:t>+</m:t>
-              </m:r>
-              <m:r>
-                <m:t>c</m:t>
-              </m:r>
-              <m:rad>
-                <m:radPr>
-                  <m:degHide m:val="on"/>
-                </m:radPr>
-                <m:deg/>
-                <m:e>
-                  <m:r>
-                    <m:t>d</m:t>
-                  </m:r>
-                </m:e>
-              </m:rad>
             </m:e>
-          </m:d>
-          <m:d>
-            <m:dPr>
-              <m:begChr m:val="("/>
-              <m:sepChr m:val=""/>
-              <m:endChr m:val=")"/>
-              <m:grow/>
-            </m:dPr>
+          </m:rad>
+          <m:r>
+            <m:rPr>
+              <m:sty m:val="p"/>
+            </m:rPr>
+            <m:t>)</m:t>
+          </m:r>
+          <m:r>
+            <m:rPr>
+              <m:sty m:val="p"/>
+            </m:rPr>
+            <m:t>(</m:t>
+          </m:r>
+          <m:r>
+            <m:t>b</m:t>
+          </m:r>
+          <m:r>
+            <m:rPr>
+              <m:sty m:val="p"/>
+            </m:rPr>
+            <m:t>−</m:t>
+          </m:r>
+          <m:r>
+            <m:t>c</m:t>
+          </m:r>
+          <m:rad>
+            <m:radPr>
+              <m:degHide m:val="on"/>
+            </m:radPr>
+            <m:deg/>
             <m:e>
               <m:r>
-                <m:t>b</m:t>
+                <m:t>d</m:t>
               </m:r>
-              <m:r>
-                <m:rPr>
-                  <m:sty m:val="p"/>
-                </m:rPr>
-                <m:t>−</m:t>
-              </m:r>
-              <m:r>
-                <m:t>c</m:t>
-              </m:r>
-              <m:rad>
-                <m:radPr>
-                  <m:degHide m:val="on"/>
-                </m:radPr>
-                <m:deg/>
-                <m:e>
-                  <m:r>
-                    <m:t>d</m:t>
-                  </m:r>
-                </m:e>
-              </m:rad>
             </m:e>
-          </m:d>
+          </m:rad>
+          <m:r>
+            <m:rPr>
+              <m:sty m:val="p"/>
+            </m:rPr>
+            <m:t>)</m:t>
+          </m:r>
           <m:r>
             <m:rPr>
               <m:sty m:val="p"/>
@@ -3957,32 +3991,34 @@
             </m:rPr>
             <m:t>−</m:t>
           </m:r>
+          <m:r>
+            <m:rPr>
+              <m:sty m:val="p"/>
+            </m:rPr>
+            <m:t>(</m:t>
+          </m:r>
+          <m:r>
+            <m:t>c</m:t>
+          </m:r>
+          <m:rad>
+            <m:radPr>
+              <m:degHide m:val="on"/>
+            </m:radPr>
+            <m:deg/>
+            <m:e>
+              <m:r>
+                <m:t>d</m:t>
+              </m:r>
+            </m:e>
+          </m:rad>
           <m:sSup>
             <m:e>
-              <m:d>
-                <m:dPr>
-                  <m:begChr m:val="("/>
-                  <m:sepChr m:val=""/>
-                  <m:endChr m:val=")"/>
-                  <m:grow/>
-                </m:dPr>
-                <m:e>
-                  <m:r>
-                    <m:t>c</m:t>
-                  </m:r>
-                  <m:rad>
-                    <m:radPr>
-                      <m:degHide m:val="on"/>
-                    </m:radPr>
-                    <m:deg/>
-                    <m:e>
-                      <m:r>
-                        <m:t>d</m:t>
-                      </m:r>
-                    </m:e>
-                  </m:rad>
-                </m:e>
-              </m:d>
+              <m:r>
+                <m:rPr>
+                  <m:sty m:val="p"/>
+                </m:rPr>
+                <m:t>)</m:t>
+              </m:r>
             </m:e>
             <m:sup>
               <m:r>
@@ -4086,8 +4122,8 @@
         <w:t xml:space="preserve">are all integers.</w:t>
       </w:r>
     </w:p>
-    <w:bookmarkEnd w:id="38"/>
-    <w:bookmarkStart w:id="45" w:name="expressions-of-the-form-fracab-csqrtd"/>
+    <w:bookmarkEnd w:id="27"/>
+    <w:bookmarkStart w:id="34" w:name="expressions-of-the-form-fracab-csqrtd"/>
     <w:p>
       <w:pPr>
         <w:pStyle w:val="Heading1"/>
@@ -4422,39 +4458,41 @@
               <m:r>
                 <m:t>a</m:t>
               </m:r>
-              <m:d>
-                <m:dPr>
-                  <m:begChr m:val="("/>
-                  <m:sepChr m:val=""/>
-                  <m:endChr m:val=")"/>
-                  <m:grow/>
-                </m:dPr>
+              <m:r>
+                <m:rPr>
+                  <m:sty m:val="p"/>
+                </m:rPr>
+                <m:t>(</m:t>
+              </m:r>
+              <m:r>
+                <m:t>b</m:t>
+              </m:r>
+              <m:r>
+                <m:rPr>
+                  <m:sty m:val="p"/>
+                </m:rPr>
+                <m:t>−</m:t>
+              </m:r>
+              <m:r>
+                <m:t>c</m:t>
+              </m:r>
+              <m:rad>
+                <m:radPr>
+                  <m:degHide m:val="on"/>
+                </m:radPr>
+                <m:deg/>
                 <m:e>
                   <m:r>
-                    <m:t>b</m:t>
+                    <m:t>d</m:t>
                   </m:r>
-                  <m:r>
-                    <m:rPr>
-                      <m:sty m:val="p"/>
-                    </m:rPr>
-                    <m:t>−</m:t>
-                  </m:r>
-                  <m:r>
-                    <m:t>c</m:t>
-                  </m:r>
-                  <m:rad>
-                    <m:radPr>
-                      <m:degHide m:val="on"/>
-                    </m:radPr>
-                    <m:deg/>
-                    <m:e>
-                      <m:r>
-                        <m:t>d</m:t>
-                      </m:r>
-                    </m:e>
-                  </m:rad>
                 </m:e>
-              </m:d>
+              </m:rad>
+              <m:r>
+                <m:rPr>
+                  <m:sty m:val="p"/>
+                </m:rPr>
+                <m:t>)</m:t>
+              </m:r>
             </m:num>
             <m:den>
               <m:sSup>
@@ -4587,18 +4625,18 @@
                 <wp:inline>
                   <wp:extent cx="152400" cy="152400"/>
                   <wp:effectExtent b="0" l="0" r="0" t="0"/>
-                  <wp:docPr descr="" title="" id="39" name="Picture"/>
+                  <wp:docPr descr="" title="" id="28" name="Picture"/>
                   <a:graphic>
                     <a:graphicData uri="http://schemas.openxmlformats.org/drawingml/2006/picture">
                       <pic:pic>
                         <pic:nvPicPr>
-                          <pic:cNvPr descr="/Applications/quarto/share/formats/docx/note.png" id="40" name="Picture"/>
+                          <pic:cNvPr descr="/Applications/quarto/share/formats/docx/note.png" id="29" name="Picture"/>
                           <pic:cNvPicPr>
                             <a:picLocks noChangeArrowheads="1" noChangeAspect="1"/>
                           </pic:cNvPicPr>
                         </pic:nvPicPr>
                         <pic:blipFill>
-                          <a:blip r:embed="rId21"/>
+                          <a:blip r:embed="rId10"/>
                           <a:stretch>
                             <a:fillRect/>
                           </a:stretch>
@@ -4869,43 +4907,14 @@
                     <m:r>
                       <m:t>2</m:t>
                     </m:r>
-                    <m:d>
-                      <m:dPr>
-                        <m:begChr m:val="("/>
-                        <m:sepChr m:val=""/>
-                        <m:endChr m:val=")"/>
-                        <m:grow/>
-                      </m:dPr>
-                      <m:e>
-                        <m:r>
-                          <m:t>7</m:t>
-                        </m:r>
-                        <m:r>
-                          <m:rPr>
-                            <m:sty m:val="p"/>
-                          </m:rPr>
-                          <m:t>−</m:t>
-                        </m:r>
-                        <m:r>
-                          <m:t>2</m:t>
-                        </m:r>
-                        <m:rad>
-                          <m:radPr>
-                            <m:degHide m:val="on"/>
-                          </m:radPr>
-                          <m:deg/>
-                          <m:e>
-                            <m:r>
-                              <m:t>5</m:t>
-                            </m:r>
-                          </m:e>
-                        </m:rad>
-                      </m:e>
-                    </m:d>
-                  </m:num>
-                  <m:den>
-                    <m:r>
-                      <m:t>49</m:t>
+                    <m:r>
+                      <m:rPr>
+                        <m:sty m:val="p"/>
+                      </m:rPr>
+                      <m:t>(</m:t>
+                    </m:r>
+                    <m:r>
+                      <m:t>7</m:t>
                     </m:r>
                     <m:r>
                       <m:rPr>
@@ -4914,7 +4923,7 @@
                       <m:t>−</m:t>
                     </m:r>
                     <m:r>
-                      <m:t>14</m:t>
+                      <m:t>2</m:t>
                     </m:r>
                     <m:rad>
                       <m:radPr>
@@ -4931,7 +4940,18 @@
                       <m:rPr>
                         <m:sty m:val="p"/>
                       </m:rPr>
-                      <m:t>+</m:t>
+                      <m:t>)</m:t>
+                    </m:r>
+                  </m:num>
+                  <m:den>
+                    <m:r>
+                      <m:t>49</m:t>
+                    </m:r>
+                    <m:r>
+                      <m:rPr>
+                        <m:sty m:val="p"/>
+                      </m:rPr>
+                      <m:t>−</m:t>
                     </m:r>
                     <m:r>
                       <m:t>14</m:t>
@@ -4951,34 +4971,56 @@
                       <m:rPr>
                         <m:sty m:val="p"/>
                       </m:rPr>
+                      <m:t>+</m:t>
+                    </m:r>
+                    <m:r>
+                      <m:t>14</m:t>
+                    </m:r>
+                    <m:rad>
+                      <m:radPr>
+                        <m:degHide m:val="on"/>
+                      </m:radPr>
+                      <m:deg/>
+                      <m:e>
+                        <m:r>
+                          <m:t>5</m:t>
+                        </m:r>
+                      </m:e>
+                    </m:rad>
+                    <m:r>
+                      <m:rPr>
+                        <m:sty m:val="p"/>
+                      </m:rPr>
                       <m:t>−</m:t>
                     </m:r>
+                    <m:r>
+                      <m:rPr>
+                        <m:sty m:val="p"/>
+                      </m:rPr>
+                      <m:t>(</m:t>
+                    </m:r>
+                    <m:r>
+                      <m:t>2</m:t>
+                    </m:r>
+                    <m:rad>
+                      <m:radPr>
+                        <m:degHide m:val="on"/>
+                      </m:radPr>
+                      <m:deg/>
+                      <m:e>
+                        <m:r>
+                          <m:t>5</m:t>
+                        </m:r>
+                      </m:e>
+                    </m:rad>
                     <m:sSup>
                       <m:e>
-                        <m:d>
-                          <m:dPr>
-                            <m:begChr m:val="("/>
-                            <m:sepChr m:val=""/>
-                            <m:endChr m:val=")"/>
-                            <m:grow/>
-                          </m:dPr>
-                          <m:e>
-                            <m:r>
-                              <m:t>2</m:t>
-                            </m:r>
-                            <m:rad>
-                              <m:radPr>
-                                <m:degHide m:val="on"/>
-                              </m:radPr>
-                              <m:deg/>
-                              <m:e>
-                                <m:r>
-                                  <m:t>5</m:t>
-                                </m:r>
-                              </m:e>
-                            </m:rad>
-                          </m:e>
-                        </m:d>
+                        <m:r>
+                          <m:rPr>
+                            <m:sty m:val="p"/>
+                          </m:rPr>
+                          <m:t>)</m:t>
+                        </m:r>
                       </m:e>
                       <m:sup>
                         <m:r>
@@ -5002,32 +5044,34 @@
               <w:t xml:space="preserve"> </w:t>
             </w:r>
             <m:oMath>
+              <m:r>
+                <m:rPr>
+                  <m:sty m:val="p"/>
+                </m:rPr>
+                <m:t>(</m:t>
+              </m:r>
+              <m:r>
+                <m:t>2</m:t>
+              </m:r>
+              <m:rad>
+                <m:radPr>
+                  <m:degHide m:val="on"/>
+                </m:radPr>
+                <m:deg/>
+                <m:e>
+                  <m:r>
+                    <m:t>5</m:t>
+                  </m:r>
+                </m:e>
+              </m:rad>
               <m:sSup>
                 <m:e>
-                  <m:d>
-                    <m:dPr>
-                      <m:begChr m:val="("/>
-                      <m:sepChr m:val=""/>
-                      <m:endChr m:val=")"/>
-                      <m:grow/>
-                    </m:dPr>
-                    <m:e>
-                      <m:r>
-                        <m:t>2</m:t>
-                      </m:r>
-                      <m:rad>
-                        <m:radPr>
-                          <m:degHide m:val="on"/>
-                        </m:radPr>
-                        <m:deg/>
-                        <m:e>
-                          <m:r>
-                            <m:t>5</m:t>
-                          </m:r>
-                        </m:e>
-                      </m:rad>
-                    </m:e>
-                  </m:d>
+                  <m:r>
+                    <m:rPr>
+                      <m:sty m:val="p"/>
+                    </m:rPr>
+                    <m:t>)</m:t>
+                  </m:r>
                 </m:e>
                 <m:sup>
                   <m:r>
@@ -5044,19 +5088,21 @@
               <m:r>
                 <m:t>4</m:t>
               </m:r>
-              <m:d>
-                <m:dPr>
-                  <m:begChr m:val="("/>
-                  <m:sepChr m:val=""/>
-                  <m:endChr m:val=")"/>
-                  <m:grow/>
-                </m:dPr>
-                <m:e>
-                  <m:r>
-                    <m:t>5</m:t>
-                  </m:r>
-                </m:e>
-              </m:d>
+              <m:r>
+                <m:rPr>
+                  <m:sty m:val="p"/>
+                </m:rPr>
+                <m:t>(</m:t>
+              </m:r>
+              <m:r>
+                <m:t>5</m:t>
+              </m:r>
+              <m:r>
+                <m:rPr>
+                  <m:sty m:val="p"/>
+                </m:rPr>
+                <m:t>)</m:t>
+              </m:r>
             </m:oMath>
             <w:r>
               <w:t xml:space="preserve"> </w:t>
@@ -5139,43 +5185,14 @@
                     <m:r>
                       <m:t>2</m:t>
                     </m:r>
-                    <m:d>
-                      <m:dPr>
-                        <m:begChr m:val="("/>
-                        <m:sepChr m:val=""/>
-                        <m:endChr m:val=")"/>
-                        <m:grow/>
-                      </m:dPr>
-                      <m:e>
-                        <m:r>
-                          <m:t>7</m:t>
-                        </m:r>
-                        <m:r>
-                          <m:rPr>
-                            <m:sty m:val="p"/>
-                          </m:rPr>
-                          <m:t>−</m:t>
-                        </m:r>
-                        <m:r>
-                          <m:t>2</m:t>
-                        </m:r>
-                        <m:rad>
-                          <m:radPr>
-                            <m:degHide m:val="on"/>
-                          </m:radPr>
-                          <m:deg/>
-                          <m:e>
-                            <m:r>
-                              <m:t>5</m:t>
-                            </m:r>
-                          </m:e>
-                        </m:rad>
-                      </m:e>
-                    </m:d>
-                  </m:num>
-                  <m:den>
-                    <m:r>
-                      <m:t>49</m:t>
+                    <m:r>
+                      <m:rPr>
+                        <m:sty m:val="p"/>
+                      </m:rPr>
+                      <m:t>(</m:t>
+                    </m:r>
+                    <m:r>
+                      <m:t>7</m:t>
                     </m:r>
                     <m:r>
                       <m:rPr>
@@ -5184,7 +5201,7 @@
                       <m:t>−</m:t>
                     </m:r>
                     <m:r>
-                      <m:t>14</m:t>
+                      <m:t>2</m:t>
                     </m:r>
                     <m:rad>
                       <m:radPr>
@@ -5201,7 +5218,18 @@
                       <m:rPr>
                         <m:sty m:val="p"/>
                       </m:rPr>
-                      <m:t>+</m:t>
+                      <m:t>)</m:t>
+                    </m:r>
+                  </m:num>
+                  <m:den>
+                    <m:r>
+                      <m:t>49</m:t>
+                    </m:r>
+                    <m:r>
+                      <m:rPr>
+                        <m:sty m:val="p"/>
+                      </m:rPr>
+                      <m:t>−</m:t>
                     </m:r>
                     <m:r>
                       <m:t>14</m:t>
@@ -5221,34 +5249,56 @@
                       <m:rPr>
                         <m:sty m:val="p"/>
                       </m:rPr>
+                      <m:t>+</m:t>
+                    </m:r>
+                    <m:r>
+                      <m:t>14</m:t>
+                    </m:r>
+                    <m:rad>
+                      <m:radPr>
+                        <m:degHide m:val="on"/>
+                      </m:radPr>
+                      <m:deg/>
+                      <m:e>
+                        <m:r>
+                          <m:t>5</m:t>
+                        </m:r>
+                      </m:e>
+                    </m:rad>
+                    <m:r>
+                      <m:rPr>
+                        <m:sty m:val="p"/>
+                      </m:rPr>
                       <m:t>−</m:t>
                     </m:r>
+                    <m:r>
+                      <m:rPr>
+                        <m:sty m:val="p"/>
+                      </m:rPr>
+                      <m:t>(</m:t>
+                    </m:r>
+                    <m:r>
+                      <m:t>2</m:t>
+                    </m:r>
+                    <m:rad>
+                      <m:radPr>
+                        <m:degHide m:val="on"/>
+                      </m:radPr>
+                      <m:deg/>
+                      <m:e>
+                        <m:r>
+                          <m:t>5</m:t>
+                        </m:r>
+                      </m:e>
+                    </m:rad>
                     <m:sSup>
                       <m:e>
-                        <m:d>
-                          <m:dPr>
-                            <m:begChr m:val="("/>
-                            <m:sepChr m:val=""/>
-                            <m:endChr m:val=")"/>
-                            <m:grow/>
-                          </m:dPr>
-                          <m:e>
-                            <m:r>
-                              <m:t>2</m:t>
-                            </m:r>
-                            <m:rad>
-                              <m:radPr>
-                                <m:degHide m:val="on"/>
-                              </m:radPr>
-                              <m:deg/>
-                              <m:e>
-                                <m:r>
-                                  <m:t>5</m:t>
-                                </m:r>
-                              </m:e>
-                            </m:rad>
-                          </m:e>
-                        </m:d>
+                        <m:r>
+                          <m:rPr>
+                            <m:sty m:val="p"/>
+                          </m:rPr>
+                          <m:t>)</m:t>
+                        </m:r>
                       </m:e>
                       <m:sup>
                         <m:r>
@@ -5272,39 +5322,41 @@
                     <m:r>
                       <m:t>2</m:t>
                     </m:r>
-                    <m:d>
-                      <m:dPr>
-                        <m:begChr m:val="("/>
-                        <m:sepChr m:val=""/>
-                        <m:endChr m:val=")"/>
-                        <m:grow/>
-                      </m:dPr>
-                      <m:e>
-                        <m:r>
-                          <m:t>7</m:t>
-                        </m:r>
-                        <m:r>
-                          <m:rPr>
-                            <m:sty m:val="p"/>
-                          </m:rPr>
-                          <m:t>−</m:t>
-                        </m:r>
-                        <m:r>
-                          <m:t>2</m:t>
-                        </m:r>
-                        <m:rad>
-                          <m:radPr>
-                            <m:degHide m:val="on"/>
-                          </m:radPr>
-                          <m:deg/>
-                          <m:e>
-                            <m:r>
-                              <m:t>5</m:t>
-                            </m:r>
-                          </m:e>
-                        </m:rad>
-                      </m:e>
-                    </m:d>
+                    <m:r>
+                      <m:rPr>
+                        <m:sty m:val="p"/>
+                      </m:rPr>
+                      <m:t>(</m:t>
+                    </m:r>
+                    <m:r>
+                      <m:t>7</m:t>
+                    </m:r>
+                    <m:r>
+                      <m:rPr>
+                        <m:sty m:val="p"/>
+                      </m:rPr>
+                      <m:t>−</m:t>
+                    </m:r>
+                    <m:r>
+                      <m:t>2</m:t>
+                    </m:r>
+                    <m:rad>
+                      <m:radPr>
+                        <m:degHide m:val="on"/>
+                      </m:radPr>
+                      <m:deg/>
+                      <m:e>
+                        <m:r>
+                          <m:t>5</m:t>
+                        </m:r>
+                      </m:e>
+                    </m:rad>
+                    <m:r>
+                      <m:rPr>
+                        <m:sty m:val="p"/>
+                      </m:rPr>
+                      <m:t>)</m:t>
+                    </m:r>
                   </m:num>
                   <m:den>
                     <m:r>
@@ -5319,19 +5371,21 @@
                     <m:r>
                       <m:t>4</m:t>
                     </m:r>
-                    <m:d>
-                      <m:dPr>
-                        <m:begChr m:val="("/>
-                        <m:sepChr m:val=""/>
-                        <m:endChr m:val=")"/>
-                        <m:grow/>
-                      </m:dPr>
-                      <m:e>
-                        <m:r>
-                          <m:t>5</m:t>
-                        </m:r>
-                      </m:e>
-                    </m:d>
+                    <m:r>
+                      <m:rPr>
+                        <m:sty m:val="p"/>
+                      </m:rPr>
+                      <m:t>(</m:t>
+                    </m:r>
+                    <m:r>
+                      <m:t>5</m:t>
+                    </m:r>
+                    <m:r>
+                      <m:rPr>
+                        <m:sty m:val="p"/>
+                      </m:rPr>
+                      <m:t>)</m:t>
+                    </m:r>
                   </m:den>
                 </m:f>
               </m:oMath>
@@ -5362,39 +5416,41 @@
                     <m:r>
                       <m:t>2</m:t>
                     </m:r>
-                    <m:d>
-                      <m:dPr>
-                        <m:begChr m:val="("/>
-                        <m:sepChr m:val=""/>
-                        <m:endChr m:val=")"/>
-                        <m:grow/>
-                      </m:dPr>
-                      <m:e>
-                        <m:r>
-                          <m:t>7</m:t>
-                        </m:r>
-                        <m:r>
-                          <m:rPr>
-                            <m:sty m:val="p"/>
-                          </m:rPr>
-                          <m:t>−</m:t>
-                        </m:r>
-                        <m:r>
-                          <m:t>2</m:t>
-                        </m:r>
-                        <m:rad>
-                          <m:radPr>
-                            <m:degHide m:val="on"/>
-                          </m:radPr>
-                          <m:deg/>
-                          <m:e>
-                            <m:r>
-                              <m:t>5</m:t>
-                            </m:r>
-                          </m:e>
-                        </m:rad>
-                      </m:e>
-                    </m:d>
+                    <m:r>
+                      <m:rPr>
+                        <m:sty m:val="p"/>
+                      </m:rPr>
+                      <m:t>(</m:t>
+                    </m:r>
+                    <m:r>
+                      <m:t>7</m:t>
+                    </m:r>
+                    <m:r>
+                      <m:rPr>
+                        <m:sty m:val="p"/>
+                      </m:rPr>
+                      <m:t>−</m:t>
+                    </m:r>
+                    <m:r>
+                      <m:t>2</m:t>
+                    </m:r>
+                    <m:rad>
+                      <m:radPr>
+                        <m:degHide m:val="on"/>
+                      </m:radPr>
+                      <m:deg/>
+                      <m:e>
+                        <m:r>
+                          <m:t>5</m:t>
+                        </m:r>
+                      </m:e>
+                    </m:rad>
+                    <m:r>
+                      <m:rPr>
+                        <m:sty m:val="p"/>
+                      </m:rPr>
+                      <m:t>)</m:t>
+                    </m:r>
                   </m:num>
                   <m:den>
                     <m:r>
@@ -5409,19 +5465,21 @@
                     <m:r>
                       <m:t>4</m:t>
                     </m:r>
-                    <m:d>
-                      <m:dPr>
-                        <m:begChr m:val="("/>
-                        <m:sepChr m:val=""/>
-                        <m:endChr m:val=")"/>
-                        <m:grow/>
-                      </m:dPr>
-                      <m:e>
-                        <m:r>
-                          <m:t>5</m:t>
-                        </m:r>
-                      </m:e>
-                    </m:d>
+                    <m:r>
+                      <m:rPr>
+                        <m:sty m:val="p"/>
+                      </m:rPr>
+                      <m:t>(</m:t>
+                    </m:r>
+                    <m:r>
+                      <m:t>5</m:t>
+                    </m:r>
+                    <m:r>
+                      <m:rPr>
+                        <m:sty m:val="p"/>
+                      </m:rPr>
+                      <m:t>)</m:t>
+                    </m:r>
                   </m:den>
                 </m:f>
                 <m:r>
@@ -5614,18 +5672,18 @@
                 <wp:inline>
                   <wp:extent cx="152400" cy="152400"/>
                   <wp:effectExtent b="0" l="0" r="0" t="0"/>
-                  <wp:docPr descr="" title="" id="41" name="Picture"/>
+                  <wp:docPr descr="" title="" id="30" name="Picture"/>
                   <a:graphic>
                     <a:graphicData uri="http://schemas.openxmlformats.org/drawingml/2006/picture">
                       <pic:pic>
                         <pic:nvPicPr>
-                          <pic:cNvPr descr="/Applications/quarto/share/formats/docx/note.png" id="42" name="Picture"/>
+                          <pic:cNvPr descr="/Applications/quarto/share/formats/docx/note.png" id="31" name="Picture"/>
                           <pic:cNvPicPr>
                             <a:picLocks noChangeArrowheads="1" noChangeAspect="1"/>
                           </pic:cNvPicPr>
                         </pic:nvPicPr>
                         <pic:blipFill>
-                          <a:blip r:embed="rId21"/>
+                          <a:blip r:embed="rId10"/>
                           <a:stretch>
                             <a:fillRect/>
                           </a:stretch>
@@ -5896,43 +5954,14 @@
                     <m:r>
                       <m:t>3</m:t>
                     </m:r>
-                    <m:d>
-                      <m:dPr>
-                        <m:begChr m:val="("/>
-                        <m:sepChr m:val=""/>
-                        <m:endChr m:val=")"/>
-                        <m:grow/>
-                      </m:dPr>
-                      <m:e>
-                        <m:r>
-                          <m:t>2</m:t>
-                        </m:r>
-                        <m:r>
-                          <m:rPr>
-                            <m:sty m:val="p"/>
-                          </m:rPr>
-                          <m:t>−</m:t>
-                        </m:r>
-                        <m:r>
-                          <m:t>5</m:t>
-                        </m:r>
-                        <m:rad>
-                          <m:radPr>
-                            <m:degHide m:val="on"/>
-                          </m:radPr>
-                          <m:deg/>
-                          <m:e>
-                            <m:r>
-                              <m:t>3</m:t>
-                            </m:r>
-                          </m:e>
-                        </m:rad>
-                      </m:e>
-                    </m:d>
-                  </m:num>
-                  <m:den>
-                    <m:r>
-                      <m:t>4</m:t>
+                    <m:r>
+                      <m:rPr>
+                        <m:sty m:val="p"/>
+                      </m:rPr>
+                      <m:t>(</m:t>
+                    </m:r>
+                    <m:r>
+                      <m:t>2</m:t>
                     </m:r>
                     <m:r>
                       <m:rPr>
@@ -5941,7 +5970,7 @@
                       <m:t>−</m:t>
                     </m:r>
                     <m:r>
-                      <m:t>10</m:t>
+                      <m:t>5</m:t>
                     </m:r>
                     <m:rad>
                       <m:radPr>
@@ -5958,7 +5987,18 @@
                       <m:rPr>
                         <m:sty m:val="p"/>
                       </m:rPr>
-                      <m:t>+</m:t>
+                      <m:t>)</m:t>
+                    </m:r>
+                  </m:num>
+                  <m:den>
+                    <m:r>
+                      <m:t>4</m:t>
+                    </m:r>
+                    <m:r>
+                      <m:rPr>
+                        <m:sty m:val="p"/>
+                      </m:rPr>
+                      <m:t>−</m:t>
                     </m:r>
                     <m:r>
                       <m:t>10</m:t>
@@ -5978,34 +6018,56 @@
                       <m:rPr>
                         <m:sty m:val="p"/>
                       </m:rPr>
+                      <m:t>+</m:t>
+                    </m:r>
+                    <m:r>
+                      <m:t>10</m:t>
+                    </m:r>
+                    <m:rad>
+                      <m:radPr>
+                        <m:degHide m:val="on"/>
+                      </m:radPr>
+                      <m:deg/>
+                      <m:e>
+                        <m:r>
+                          <m:t>3</m:t>
+                        </m:r>
+                      </m:e>
+                    </m:rad>
+                    <m:r>
+                      <m:rPr>
+                        <m:sty m:val="p"/>
+                      </m:rPr>
                       <m:t>−</m:t>
                     </m:r>
+                    <m:r>
+                      <m:rPr>
+                        <m:sty m:val="p"/>
+                      </m:rPr>
+                      <m:t>(</m:t>
+                    </m:r>
+                    <m:r>
+                      <m:t>5</m:t>
+                    </m:r>
+                    <m:rad>
+                      <m:radPr>
+                        <m:degHide m:val="on"/>
+                      </m:radPr>
+                      <m:deg/>
+                      <m:e>
+                        <m:r>
+                          <m:t>3</m:t>
+                        </m:r>
+                      </m:e>
+                    </m:rad>
                     <m:sSup>
                       <m:e>
-                        <m:d>
-                          <m:dPr>
-                            <m:begChr m:val="("/>
-                            <m:sepChr m:val=""/>
-                            <m:endChr m:val=")"/>
-                            <m:grow/>
-                          </m:dPr>
-                          <m:e>
-                            <m:r>
-                              <m:t>5</m:t>
-                            </m:r>
-                            <m:rad>
-                              <m:radPr>
-                                <m:degHide m:val="on"/>
-                              </m:radPr>
-                              <m:deg/>
-                              <m:e>
-                                <m:r>
-                                  <m:t>3</m:t>
-                                </m:r>
-                              </m:e>
-                            </m:rad>
-                          </m:e>
-                        </m:d>
+                        <m:r>
+                          <m:rPr>
+                            <m:sty m:val="p"/>
+                          </m:rPr>
+                          <m:t>)</m:t>
+                        </m:r>
                       </m:e>
                       <m:sup>
                         <m:r>
@@ -6043,43 +6105,14 @@
                     <m:r>
                       <m:t>3</m:t>
                     </m:r>
-                    <m:d>
-                      <m:dPr>
-                        <m:begChr m:val="("/>
-                        <m:sepChr m:val=""/>
-                        <m:endChr m:val=")"/>
-                        <m:grow/>
-                      </m:dPr>
-                      <m:e>
-                        <m:r>
-                          <m:t>2</m:t>
-                        </m:r>
-                        <m:r>
-                          <m:rPr>
-                            <m:sty m:val="p"/>
-                          </m:rPr>
-                          <m:t>−</m:t>
-                        </m:r>
-                        <m:r>
-                          <m:t>5</m:t>
-                        </m:r>
-                        <m:rad>
-                          <m:radPr>
-                            <m:degHide m:val="on"/>
-                          </m:radPr>
-                          <m:deg/>
-                          <m:e>
-                            <m:r>
-                              <m:t>3</m:t>
-                            </m:r>
-                          </m:e>
-                        </m:rad>
-                      </m:e>
-                    </m:d>
-                  </m:num>
-                  <m:den>
-                    <m:r>
-                      <m:t>4</m:t>
+                    <m:r>
+                      <m:rPr>
+                        <m:sty m:val="p"/>
+                      </m:rPr>
+                      <m:t>(</m:t>
+                    </m:r>
+                    <m:r>
+                      <m:t>2</m:t>
                     </m:r>
                     <m:r>
                       <m:rPr>
@@ -6088,7 +6121,7 @@
                       <m:t>−</m:t>
                     </m:r>
                     <m:r>
-                      <m:t>10</m:t>
+                      <m:t>5</m:t>
                     </m:r>
                     <m:rad>
                       <m:radPr>
@@ -6105,7 +6138,18 @@
                       <m:rPr>
                         <m:sty m:val="p"/>
                       </m:rPr>
-                      <m:t>+</m:t>
+                      <m:t>)</m:t>
+                    </m:r>
+                  </m:num>
+                  <m:den>
+                    <m:r>
+                      <m:t>4</m:t>
+                    </m:r>
+                    <m:r>
+                      <m:rPr>
+                        <m:sty m:val="p"/>
+                      </m:rPr>
+                      <m:t>−</m:t>
                     </m:r>
                     <m:r>
                       <m:t>10</m:t>
@@ -6125,34 +6169,56 @@
                       <m:rPr>
                         <m:sty m:val="p"/>
                       </m:rPr>
+                      <m:t>+</m:t>
+                    </m:r>
+                    <m:r>
+                      <m:t>10</m:t>
+                    </m:r>
+                    <m:rad>
+                      <m:radPr>
+                        <m:degHide m:val="on"/>
+                      </m:radPr>
+                      <m:deg/>
+                      <m:e>
+                        <m:r>
+                          <m:t>3</m:t>
+                        </m:r>
+                      </m:e>
+                    </m:rad>
+                    <m:r>
+                      <m:rPr>
+                        <m:sty m:val="p"/>
+                      </m:rPr>
                       <m:t>−</m:t>
                     </m:r>
+                    <m:r>
+                      <m:rPr>
+                        <m:sty m:val="p"/>
+                      </m:rPr>
+                      <m:t>(</m:t>
+                    </m:r>
+                    <m:r>
+                      <m:t>5</m:t>
+                    </m:r>
+                    <m:rad>
+                      <m:radPr>
+                        <m:degHide m:val="on"/>
+                      </m:radPr>
+                      <m:deg/>
+                      <m:e>
+                        <m:r>
+                          <m:t>3</m:t>
+                        </m:r>
+                      </m:e>
+                    </m:rad>
                     <m:sSup>
                       <m:e>
-                        <m:d>
-                          <m:dPr>
-                            <m:begChr m:val="("/>
-                            <m:sepChr m:val=""/>
-                            <m:endChr m:val=")"/>
-                            <m:grow/>
-                          </m:dPr>
-                          <m:e>
-                            <m:r>
-                              <m:t>5</m:t>
-                            </m:r>
-                            <m:rad>
-                              <m:radPr>
-                                <m:degHide m:val="on"/>
-                              </m:radPr>
-                              <m:deg/>
-                              <m:e>
-                                <m:r>
-                                  <m:t>3</m:t>
-                                </m:r>
-                              </m:e>
-                            </m:rad>
-                          </m:e>
-                        </m:d>
+                        <m:r>
+                          <m:rPr>
+                            <m:sty m:val="p"/>
+                          </m:rPr>
+                          <m:t>)</m:t>
+                        </m:r>
                       </m:e>
                       <m:sup>
                         <m:r>
@@ -6210,19 +6276,21 @@
                     <m:r>
                       <m:t>25</m:t>
                     </m:r>
-                    <m:d>
-                      <m:dPr>
-                        <m:begChr m:val="("/>
-                        <m:sepChr m:val=""/>
-                        <m:endChr m:val=")"/>
-                        <m:grow/>
-                      </m:dPr>
-                      <m:e>
-                        <m:r>
-                          <m:t>3</m:t>
-                        </m:r>
-                      </m:e>
-                    </m:d>
+                    <m:r>
+                      <m:rPr>
+                        <m:sty m:val="p"/>
+                      </m:rPr>
+                      <m:t>(</m:t>
+                    </m:r>
+                    <m:r>
+                      <m:t>3</m:t>
+                    </m:r>
+                    <m:r>
+                      <m:rPr>
+                        <m:sty m:val="p"/>
+                      </m:rPr>
+                      <m:t>)</m:t>
+                    </m:r>
                   </m:den>
                 </m:f>
               </m:oMath>
@@ -6287,19 +6355,21 @@
                     <m:r>
                       <m:t>25</m:t>
                     </m:r>
-                    <m:d>
-                      <m:dPr>
-                        <m:begChr m:val="("/>
-                        <m:sepChr m:val=""/>
-                        <m:endChr m:val=")"/>
-                        <m:grow/>
-                      </m:dPr>
-                      <m:e>
-                        <m:r>
-                          <m:t>3</m:t>
-                        </m:r>
-                      </m:e>
-                    </m:d>
+                    <m:r>
+                      <m:rPr>
+                        <m:sty m:val="p"/>
+                      </m:rPr>
+                      <m:t>(</m:t>
+                    </m:r>
+                    <m:r>
+                      <m:t>3</m:t>
+                    </m:r>
+                    <m:r>
+                      <m:rPr>
+                        <m:sty m:val="p"/>
+                      </m:rPr>
+                      <m:t>)</m:t>
+                    </m:r>
                   </m:den>
                 </m:f>
                 <m:r>
@@ -6620,18 +6690,18 @@
                 <wp:inline>
                   <wp:extent cx="152400" cy="152400"/>
                   <wp:effectExtent b="0" l="0" r="0" t="0"/>
-                  <wp:docPr descr="" title="" id="43" name="Picture"/>
+                  <wp:docPr descr="" title="" id="32" name="Picture"/>
                   <a:graphic>
                     <a:graphicData uri="http://schemas.openxmlformats.org/drawingml/2006/picture">
                       <pic:pic>
                         <pic:nvPicPr>
-                          <pic:cNvPr descr="/Applications/quarto/share/formats/docx/note.png" id="44" name="Picture"/>
+                          <pic:cNvPr descr="/Applications/quarto/share/formats/docx/note.png" id="33" name="Picture"/>
                           <pic:cNvPicPr>
                             <a:picLocks noChangeArrowheads="1" noChangeAspect="1"/>
                           </pic:cNvPicPr>
                         </pic:nvPicPr>
                         <pic:blipFill>
-                          <a:blip r:embed="rId21"/>
+                          <a:blip r:embed="rId10"/>
                           <a:stretch>
                             <a:fillRect/>
                           </a:stretch>
@@ -6918,128 +6988,136 @@
                     <m:type m:val="bar"/>
                   </m:fPr>
                   <m:num>
-                    <m:d>
-                      <m:dPr>
-                        <m:begChr m:val="("/>
-                        <m:sepChr m:val=""/>
-                        <m:endChr m:val=")"/>
-                        <m:grow/>
-                      </m:dPr>
-                      <m:e>
-                        <m:r>
-                          <m:t>2</m:t>
-                        </m:r>
-                        <m:r>
-                          <m:rPr>
-                            <m:sty m:val="p"/>
-                          </m:rPr>
-                          <m:t>+</m:t>
-                        </m:r>
-                        <m:rad>
-                          <m:radPr>
-                            <m:degHide m:val="on"/>
-                          </m:radPr>
-                          <m:deg/>
-                          <m:e>
-                            <m:r>
-                              <m:t>7</m:t>
-                            </m:r>
-                          </m:e>
-                        </m:rad>
-                      </m:e>
-                    </m:d>
-                    <m:d>
-                      <m:dPr>
-                        <m:begChr m:val="("/>
-                        <m:sepChr m:val=""/>
-                        <m:endChr m:val=")"/>
-                        <m:grow/>
-                      </m:dPr>
-                      <m:e>
-                        <m:r>
-                          <m:t>5</m:t>
-                        </m:r>
-                        <m:r>
-                          <m:rPr>
-                            <m:sty m:val="p"/>
-                          </m:rPr>
-                          <m:t>+</m:t>
-                        </m:r>
-                        <m:rad>
-                          <m:radPr>
-                            <m:degHide m:val="on"/>
-                          </m:radPr>
-                          <m:deg/>
-                          <m:e>
-                            <m:r>
-                              <m:t>3</m:t>
-                            </m:r>
-                          </m:e>
-                        </m:rad>
-                      </m:e>
-                    </m:d>
+                    <m:r>
+                      <m:rPr>
+                        <m:sty m:val="p"/>
+                      </m:rPr>
+                      <m:t>(</m:t>
+                    </m:r>
+                    <m:r>
+                      <m:t>2</m:t>
+                    </m:r>
+                    <m:r>
+                      <m:rPr>
+                        <m:sty m:val="p"/>
+                      </m:rPr>
+                      <m:t>+</m:t>
+                    </m:r>
+                    <m:rad>
+                      <m:radPr>
+                        <m:degHide m:val="on"/>
+                      </m:radPr>
+                      <m:deg/>
+                      <m:e>
+                        <m:r>
+                          <m:t>7</m:t>
+                        </m:r>
+                      </m:e>
+                    </m:rad>
+                    <m:r>
+                      <m:rPr>
+                        <m:sty m:val="p"/>
+                      </m:rPr>
+                      <m:t>)</m:t>
+                    </m:r>
+                    <m:r>
+                      <m:rPr>
+                        <m:sty m:val="p"/>
+                      </m:rPr>
+                      <m:t>(</m:t>
+                    </m:r>
+                    <m:r>
+                      <m:t>5</m:t>
+                    </m:r>
+                    <m:r>
+                      <m:rPr>
+                        <m:sty m:val="p"/>
+                      </m:rPr>
+                      <m:t>+</m:t>
+                    </m:r>
+                    <m:rad>
+                      <m:radPr>
+                        <m:degHide m:val="on"/>
+                      </m:radPr>
+                      <m:deg/>
+                      <m:e>
+                        <m:r>
+                          <m:t>3</m:t>
+                        </m:r>
+                      </m:e>
+                    </m:rad>
+                    <m:r>
+                      <m:rPr>
+                        <m:sty m:val="p"/>
+                      </m:rPr>
+                      <m:t>)</m:t>
+                    </m:r>
                   </m:num>
                   <m:den>
-                    <m:d>
-                      <m:dPr>
-                        <m:begChr m:val="("/>
-                        <m:sepChr m:val=""/>
-                        <m:endChr m:val=")"/>
-                        <m:grow/>
-                      </m:dPr>
-                      <m:e>
-                        <m:r>
-                          <m:t>5</m:t>
-                        </m:r>
-                        <m:r>
-                          <m:rPr>
-                            <m:sty m:val="p"/>
-                          </m:rPr>
-                          <m:t>−</m:t>
-                        </m:r>
-                        <m:rad>
-                          <m:radPr>
-                            <m:degHide m:val="on"/>
-                          </m:radPr>
-                          <m:deg/>
-                          <m:e>
-                            <m:r>
-                              <m:t>3</m:t>
-                            </m:r>
-                          </m:e>
-                        </m:rad>
-                      </m:e>
-                    </m:d>
-                    <m:d>
-                      <m:dPr>
-                        <m:begChr m:val="("/>
-                        <m:sepChr m:val=""/>
-                        <m:endChr m:val=")"/>
-                        <m:grow/>
-                      </m:dPr>
-                      <m:e>
-                        <m:r>
-                          <m:t>5</m:t>
-                        </m:r>
-                        <m:r>
-                          <m:rPr>
-                            <m:sty m:val="p"/>
-                          </m:rPr>
-                          <m:t>+</m:t>
-                        </m:r>
-                        <m:rad>
-                          <m:radPr>
-                            <m:degHide m:val="on"/>
-                          </m:radPr>
-                          <m:deg/>
-                          <m:e>
-                            <m:r>
-                              <m:t>3</m:t>
-                            </m:r>
-                          </m:e>
-                        </m:rad>
-                      </m:e>
-                    </m:d>
+                    <m:r>
+                      <m:rPr>
+                        <m:sty m:val="p"/>
+                      </m:rPr>
+                      <m:t>(</m:t>
+                    </m:r>
+                    <m:r>
+                      <m:t>5</m:t>
+                    </m:r>
+                    <m:r>
+                      <m:rPr>
+                        <m:sty m:val="p"/>
+                      </m:rPr>
+                      <m:t>−</m:t>
+                    </m:r>
+                    <m:rad>
+                      <m:radPr>
+                        <m:degHide m:val="on"/>
+                      </m:radPr>
+                      <m:deg/>
+                      <m:e>
+                        <m:r>
+                          <m:t>3</m:t>
+                        </m:r>
+                      </m:e>
+                    </m:rad>
+                    <m:r>
+                      <m:rPr>
+                        <m:sty m:val="p"/>
+                      </m:rPr>
+                      <m:t>)</m:t>
+                    </m:r>
+                    <m:r>
+                      <m:rPr>
+                        <m:sty m:val="p"/>
+                      </m:rPr>
+                      <m:t>(</m:t>
+                    </m:r>
+                    <m:r>
+                      <m:t>5</m:t>
+                    </m:r>
+                    <m:r>
+                      <m:rPr>
+                        <m:sty m:val="p"/>
+                      </m:rPr>
+                      <m:t>+</m:t>
+                    </m:r>
+                    <m:rad>
+                      <m:radPr>
+                        <m:degHide m:val="on"/>
+                      </m:radPr>
+                      <m:deg/>
+                      <m:e>
+                        <m:r>
+                          <m:t>3</m:t>
+                        </m:r>
+                      </m:e>
+                    </m:rad>
+                    <m:r>
+                      <m:rPr>
+                        <m:sty m:val="p"/>
+                      </m:rPr>
+                      <m:t>)</m:t>
+                    </m:r>
                   </m:den>
                 </m:f>
               </m:oMath>
@@ -7067,128 +7145,136 @@
                     <m:type m:val="bar"/>
                   </m:fPr>
                   <m:num>
-                    <m:d>
-                      <m:dPr>
-                        <m:begChr m:val="("/>
-                        <m:sepChr m:val=""/>
-                        <m:endChr m:val=")"/>
-                        <m:grow/>
-                      </m:dPr>
-                      <m:e>
-                        <m:r>
-                          <m:t>2</m:t>
-                        </m:r>
-                        <m:r>
-                          <m:rPr>
-                            <m:sty m:val="p"/>
-                          </m:rPr>
-                          <m:t>+</m:t>
-                        </m:r>
-                        <m:rad>
-                          <m:radPr>
-                            <m:degHide m:val="on"/>
-                          </m:radPr>
-                          <m:deg/>
-                          <m:e>
-                            <m:r>
-                              <m:t>7</m:t>
-                            </m:r>
-                          </m:e>
-                        </m:rad>
-                      </m:e>
-                    </m:d>
-                    <m:d>
-                      <m:dPr>
-                        <m:begChr m:val="("/>
-                        <m:sepChr m:val=""/>
-                        <m:endChr m:val=")"/>
-                        <m:grow/>
-                      </m:dPr>
-                      <m:e>
-                        <m:r>
-                          <m:t>5</m:t>
-                        </m:r>
-                        <m:r>
-                          <m:rPr>
-                            <m:sty m:val="p"/>
-                          </m:rPr>
-                          <m:t>+</m:t>
-                        </m:r>
-                        <m:rad>
-                          <m:radPr>
-                            <m:degHide m:val="on"/>
-                          </m:radPr>
-                          <m:deg/>
-                          <m:e>
-                            <m:r>
-                              <m:t>3</m:t>
-                            </m:r>
-                          </m:e>
-                        </m:rad>
-                      </m:e>
-                    </m:d>
+                    <m:r>
+                      <m:rPr>
+                        <m:sty m:val="p"/>
+                      </m:rPr>
+                      <m:t>(</m:t>
+                    </m:r>
+                    <m:r>
+                      <m:t>2</m:t>
+                    </m:r>
+                    <m:r>
+                      <m:rPr>
+                        <m:sty m:val="p"/>
+                      </m:rPr>
+                      <m:t>+</m:t>
+                    </m:r>
+                    <m:rad>
+                      <m:radPr>
+                        <m:degHide m:val="on"/>
+                      </m:radPr>
+                      <m:deg/>
+                      <m:e>
+                        <m:r>
+                          <m:t>7</m:t>
+                        </m:r>
+                      </m:e>
+                    </m:rad>
+                    <m:r>
+                      <m:rPr>
+                        <m:sty m:val="p"/>
+                      </m:rPr>
+                      <m:t>)</m:t>
+                    </m:r>
+                    <m:r>
+                      <m:rPr>
+                        <m:sty m:val="p"/>
+                      </m:rPr>
+                      <m:t>(</m:t>
+                    </m:r>
+                    <m:r>
+                      <m:t>5</m:t>
+                    </m:r>
+                    <m:r>
+                      <m:rPr>
+                        <m:sty m:val="p"/>
+                      </m:rPr>
+                      <m:t>+</m:t>
+                    </m:r>
+                    <m:rad>
+                      <m:radPr>
+                        <m:degHide m:val="on"/>
+                      </m:radPr>
+                      <m:deg/>
+                      <m:e>
+                        <m:r>
+                          <m:t>3</m:t>
+                        </m:r>
+                      </m:e>
+                    </m:rad>
+                    <m:r>
+                      <m:rPr>
+                        <m:sty m:val="p"/>
+                      </m:rPr>
+                      <m:t>)</m:t>
+                    </m:r>
                   </m:num>
                   <m:den>
-                    <m:d>
-                      <m:dPr>
-                        <m:begChr m:val="("/>
-                        <m:sepChr m:val=""/>
-                        <m:endChr m:val=")"/>
-                        <m:grow/>
-                      </m:dPr>
-                      <m:e>
-                        <m:r>
-                          <m:t>5</m:t>
-                        </m:r>
-                        <m:r>
-                          <m:rPr>
-                            <m:sty m:val="p"/>
-                          </m:rPr>
-                          <m:t>−</m:t>
-                        </m:r>
-                        <m:rad>
-                          <m:radPr>
-                            <m:degHide m:val="on"/>
-                          </m:radPr>
-                          <m:deg/>
-                          <m:e>
-                            <m:r>
-                              <m:t>3</m:t>
-                            </m:r>
-                          </m:e>
-                        </m:rad>
-                      </m:e>
-                    </m:d>
-                    <m:d>
-                      <m:dPr>
-                        <m:begChr m:val="("/>
-                        <m:sepChr m:val=""/>
-                        <m:endChr m:val=")"/>
-                        <m:grow/>
-                      </m:dPr>
-                      <m:e>
-                        <m:r>
-                          <m:t>5</m:t>
-                        </m:r>
-                        <m:r>
-                          <m:rPr>
-                            <m:sty m:val="p"/>
-                          </m:rPr>
-                          <m:t>+</m:t>
-                        </m:r>
-                        <m:rad>
-                          <m:radPr>
-                            <m:degHide m:val="on"/>
-                          </m:radPr>
-                          <m:deg/>
-                          <m:e>
-                            <m:r>
-                              <m:t>3</m:t>
-                            </m:r>
-                          </m:e>
-                        </m:rad>
-                      </m:e>
-                    </m:d>
+                    <m:r>
+                      <m:rPr>
+                        <m:sty m:val="p"/>
+                      </m:rPr>
+                      <m:t>(</m:t>
+                    </m:r>
+                    <m:r>
+                      <m:t>5</m:t>
+                    </m:r>
+                    <m:r>
+                      <m:rPr>
+                        <m:sty m:val="p"/>
+                      </m:rPr>
+                      <m:t>−</m:t>
+                    </m:r>
+                    <m:rad>
+                      <m:radPr>
+                        <m:degHide m:val="on"/>
+                      </m:radPr>
+                      <m:deg/>
+                      <m:e>
+                        <m:r>
+                          <m:t>3</m:t>
+                        </m:r>
+                      </m:e>
+                    </m:rad>
+                    <m:r>
+                      <m:rPr>
+                        <m:sty m:val="p"/>
+                      </m:rPr>
+                      <m:t>)</m:t>
+                    </m:r>
+                    <m:r>
+                      <m:rPr>
+                        <m:sty m:val="p"/>
+                      </m:rPr>
+                      <m:t>(</m:t>
+                    </m:r>
+                    <m:r>
+                      <m:t>5</m:t>
+                    </m:r>
+                    <m:r>
+                      <m:rPr>
+                        <m:sty m:val="p"/>
+                      </m:rPr>
+                      <m:t>+</m:t>
+                    </m:r>
+                    <m:rad>
+                      <m:radPr>
+                        <m:degHide m:val="on"/>
+                      </m:radPr>
+                      <m:deg/>
+                      <m:e>
+                        <m:r>
+                          <m:t>3</m:t>
+                        </m:r>
+                      </m:e>
+                    </m:rad>
+                    <m:r>
+                      <m:rPr>
+                        <m:sty m:val="p"/>
+                      </m:rPr>
+                      <m:t>)</m:t>
+                    </m:r>
                   </m:den>
                 </m:f>
                 <m:r>
@@ -7205,19 +7291,21 @@
                     <m:r>
                       <m:t>2</m:t>
                     </m:r>
-                    <m:d>
-                      <m:dPr>
-                        <m:begChr m:val="("/>
-                        <m:sepChr m:val=""/>
-                        <m:endChr m:val=")"/>
-                        <m:grow/>
-                      </m:dPr>
-                      <m:e>
-                        <m:r>
-                          <m:t>5</m:t>
-                        </m:r>
-                      </m:e>
-                    </m:d>
+                    <m:r>
+                      <m:rPr>
+                        <m:sty m:val="p"/>
+                      </m:rPr>
+                      <m:t>(</m:t>
+                    </m:r>
+                    <m:r>
+                      <m:t>5</m:t>
+                    </m:r>
+                    <m:r>
+                      <m:rPr>
+                        <m:sty m:val="p"/>
+                      </m:rPr>
+                      <m:t>)</m:t>
+                    </m:r>
                     <m:r>
                       <m:rPr>
                         <m:sty m:val="p"/>
@@ -7275,40 +7363,11 @@
                         </m:r>
                       </m:e>
                     </m:rad>
-                    <m:d>
-                      <m:dPr>
-                        <m:begChr m:val="("/>
-                        <m:sepChr m:val=""/>
-                        <m:endChr m:val=")"/>
-                        <m:grow/>
-                      </m:dPr>
-                      <m:e>
-                        <m:rad>
-                          <m:radPr>
-                            <m:degHide m:val="on"/>
-                          </m:radPr>
-                          <m:deg/>
-                          <m:e>
-                            <m:r>
-                              <m:t>3</m:t>
-                            </m:r>
-                          </m:e>
-                        </m:rad>
-                      </m:e>
-                    </m:d>
-                  </m:num>
-                  <m:den>
-                    <m:r>
-                      <m:t>25</m:t>
-                    </m:r>
-                    <m:r>
-                      <m:rPr>
-                        <m:sty m:val="p"/>
-                      </m:rPr>
-                      <m:t>+</m:t>
-                    </m:r>
-                    <m:r>
-                      <m:t>5</m:t>
+                    <m:r>
+                      <m:rPr>
+                        <m:sty m:val="p"/>
+                      </m:rPr>
+                      <m:t>(</m:t>
                     </m:r>
                     <m:rad>
                       <m:radPr>
@@ -7325,7 +7384,18 @@
                       <m:rPr>
                         <m:sty m:val="p"/>
                       </m:rPr>
-                      <m:t>−</m:t>
+                      <m:t>)</m:t>
+                    </m:r>
+                  </m:num>
+                  <m:den>
+                    <m:r>
+                      <m:t>25</m:t>
+                    </m:r>
+                    <m:r>
+                      <m:rPr>
+                        <m:sty m:val="p"/>
+                      </m:rPr>
+                      <m:t>+</m:t>
                     </m:r>
                     <m:r>
                       <m:t>5</m:t>
@@ -7347,29 +7417,51 @@
                       </m:rPr>
                       <m:t>−</m:t>
                     </m:r>
+                    <m:r>
+                      <m:t>5</m:t>
+                    </m:r>
+                    <m:rad>
+                      <m:radPr>
+                        <m:degHide m:val="on"/>
+                      </m:radPr>
+                      <m:deg/>
+                      <m:e>
+                        <m:r>
+                          <m:t>3</m:t>
+                        </m:r>
+                      </m:e>
+                    </m:rad>
+                    <m:r>
+                      <m:rPr>
+                        <m:sty m:val="p"/>
+                      </m:rPr>
+                      <m:t>−</m:t>
+                    </m:r>
+                    <m:r>
+                      <m:rPr>
+                        <m:sty m:val="p"/>
+                      </m:rPr>
+                      <m:t>(</m:t>
+                    </m:r>
+                    <m:rad>
+                      <m:radPr>
+                        <m:degHide m:val="on"/>
+                      </m:radPr>
+                      <m:deg/>
+                      <m:e>
+                        <m:r>
+                          <m:t>3</m:t>
+                        </m:r>
+                      </m:e>
+                    </m:rad>
                     <m:sSup>
                       <m:e>
-                        <m:d>
-                          <m:dPr>
-                            <m:begChr m:val="("/>
-                            <m:sepChr m:val=""/>
-                            <m:endChr m:val=")"/>
-                            <m:grow/>
-                          </m:dPr>
-                          <m:e>
-                            <m:rad>
-                              <m:radPr>
-                                <m:degHide m:val="on"/>
-                              </m:radPr>
-                              <m:deg/>
-                              <m:e>
-                                <m:r>
-                                  <m:t>3</m:t>
-                                </m:r>
-                              </m:e>
-                            </m:rad>
-                          </m:e>
-                        </m:d>
+                        <m:r>
+                          <m:rPr>
+                            <m:sty m:val="p"/>
+                          </m:rPr>
+                          <m:t>)</m:t>
+                        </m:r>
                       </m:e>
                       <m:sup>
                         <m:r>
@@ -7407,19 +7499,21 @@
                     <m:r>
                       <m:t>2</m:t>
                     </m:r>
-                    <m:d>
-                      <m:dPr>
-                        <m:begChr m:val="("/>
-                        <m:sepChr m:val=""/>
-                        <m:endChr m:val=")"/>
-                        <m:grow/>
-                      </m:dPr>
-                      <m:e>
-                        <m:r>
-                          <m:t>5</m:t>
-                        </m:r>
-                      </m:e>
-                    </m:d>
+                    <m:r>
+                      <m:rPr>
+                        <m:sty m:val="p"/>
+                      </m:rPr>
+                      <m:t>(</m:t>
+                    </m:r>
+                    <m:r>
+                      <m:t>5</m:t>
+                    </m:r>
+                    <m:r>
+                      <m:rPr>
+                        <m:sty m:val="p"/>
+                      </m:rPr>
+                      <m:t>)</m:t>
+                    </m:r>
                     <m:r>
                       <m:rPr>
                         <m:sty m:val="p"/>
@@ -7477,40 +7571,11 @@
                         </m:r>
                       </m:e>
                     </m:rad>
-                    <m:d>
-                      <m:dPr>
-                        <m:begChr m:val="("/>
-                        <m:sepChr m:val=""/>
-                        <m:endChr m:val=")"/>
-                        <m:grow/>
-                      </m:dPr>
-                      <m:e>
-                        <m:rad>
-                          <m:radPr>
-                            <m:degHide m:val="on"/>
-                          </m:radPr>
-                          <m:deg/>
-                          <m:e>
-                            <m:r>
-                              <m:t>3</m:t>
-                            </m:r>
-                          </m:e>
-                        </m:rad>
-                      </m:e>
-                    </m:d>
-                  </m:num>
-                  <m:den>
-                    <m:r>
-                      <m:t>25</m:t>
-                    </m:r>
-                    <m:r>
-                      <m:rPr>
-                        <m:sty m:val="p"/>
-                      </m:rPr>
-                      <m:t>+</m:t>
-                    </m:r>
-                    <m:r>
-                      <m:t>5</m:t>
+                    <m:r>
+                      <m:rPr>
+                        <m:sty m:val="p"/>
+                      </m:rPr>
+                      <m:t>(</m:t>
                     </m:r>
                     <m:rad>
                       <m:radPr>
@@ -7527,7 +7592,18 @@
                       <m:rPr>
                         <m:sty m:val="p"/>
                       </m:rPr>
-                      <m:t>−</m:t>
+                      <m:t>)</m:t>
+                    </m:r>
+                  </m:num>
+                  <m:den>
+                    <m:r>
+                      <m:t>25</m:t>
+                    </m:r>
+                    <m:r>
+                      <m:rPr>
+                        <m:sty m:val="p"/>
+                      </m:rPr>
+                      <m:t>+</m:t>
                     </m:r>
                     <m:r>
                       <m:t>5</m:t>
@@ -7549,29 +7625,51 @@
                       </m:rPr>
                       <m:t>−</m:t>
                     </m:r>
+                    <m:r>
+                      <m:t>5</m:t>
+                    </m:r>
+                    <m:rad>
+                      <m:radPr>
+                        <m:degHide m:val="on"/>
+                      </m:radPr>
+                      <m:deg/>
+                      <m:e>
+                        <m:r>
+                          <m:t>3</m:t>
+                        </m:r>
+                      </m:e>
+                    </m:rad>
+                    <m:r>
+                      <m:rPr>
+                        <m:sty m:val="p"/>
+                      </m:rPr>
+                      <m:t>−</m:t>
+                    </m:r>
+                    <m:r>
+                      <m:rPr>
+                        <m:sty m:val="p"/>
+                      </m:rPr>
+                      <m:t>(</m:t>
+                    </m:r>
+                    <m:rad>
+                      <m:radPr>
+                        <m:degHide m:val="on"/>
+                      </m:radPr>
+                      <m:deg/>
+                      <m:e>
+                        <m:r>
+                          <m:t>3</m:t>
+                        </m:r>
+                      </m:e>
+                    </m:rad>
                     <m:sSup>
                       <m:e>
-                        <m:d>
-                          <m:dPr>
-                            <m:begChr m:val="("/>
-                            <m:sepChr m:val=""/>
-                            <m:endChr m:val=")"/>
-                            <m:grow/>
-                          </m:dPr>
-                          <m:e>
-                            <m:rad>
-                              <m:radPr>
-                                <m:degHide m:val="on"/>
-                              </m:radPr>
-                              <m:deg/>
-                              <m:e>
-                                <m:r>
-                                  <m:t>3</m:t>
-                                </m:r>
-                              </m:e>
-                            </m:rad>
-                          </m:e>
-                        </m:d>
+                        <m:r>
+                          <m:rPr>
+                            <m:sty m:val="p"/>
+                          </m:rPr>
+                          <m:t>)</m:t>
+                        </m:r>
                       </m:e>
                       <m:sup>
                         <m:r>
@@ -7595,19 +7693,21 @@
                     <m:r>
                       <m:t>2</m:t>
                     </m:r>
-                    <m:d>
-                      <m:dPr>
-                        <m:begChr m:val="("/>
-                        <m:sepChr m:val=""/>
-                        <m:endChr m:val=")"/>
-                        <m:grow/>
-                      </m:dPr>
-                      <m:e>
-                        <m:r>
-                          <m:t>5</m:t>
-                        </m:r>
-                      </m:e>
-                    </m:d>
+                    <m:r>
+                      <m:rPr>
+                        <m:sty m:val="p"/>
+                      </m:rPr>
+                      <m:t>(</m:t>
+                    </m:r>
+                    <m:r>
+                      <m:t>5</m:t>
+                    </m:r>
+                    <m:r>
+                      <m:rPr>
+                        <m:sty m:val="p"/>
+                      </m:rPr>
+                      <m:t>)</m:t>
+                    </m:r>
                     <m:r>
                       <m:rPr>
                         <m:sty m:val="p"/>
@@ -7665,27 +7765,29 @@
                         </m:r>
                       </m:e>
                     </m:rad>
-                    <m:d>
-                      <m:dPr>
-                        <m:begChr m:val="("/>
-                        <m:sepChr m:val=""/>
-                        <m:endChr m:val=")"/>
-                        <m:grow/>
-                      </m:dPr>
-                      <m:e>
-                        <m:rad>
-                          <m:radPr>
-                            <m:degHide m:val="on"/>
-                          </m:radPr>
-                          <m:deg/>
-                          <m:e>
-                            <m:r>
-                              <m:t>3</m:t>
-                            </m:r>
-                          </m:e>
-                        </m:rad>
-                      </m:e>
-                    </m:d>
+                    <m:r>
+                      <m:rPr>
+                        <m:sty m:val="p"/>
+                      </m:rPr>
+                      <m:t>(</m:t>
+                    </m:r>
+                    <m:rad>
+                      <m:radPr>
+                        <m:degHide m:val="on"/>
+                      </m:radPr>
+                      <m:deg/>
+                      <m:e>
+                        <m:r>
+                          <m:t>3</m:t>
+                        </m:r>
+                      </m:e>
+                    </m:rad>
+                    <m:r>
+                      <m:rPr>
+                        <m:sty m:val="p"/>
+                      </m:rPr>
+                      <m:t>)</m:t>
+                    </m:r>
                   </m:num>
                   <m:den>
                     <m:r>
@@ -7730,19 +7832,21 @@
                     <m:r>
                       <m:t>2</m:t>
                     </m:r>
-                    <m:d>
-                      <m:dPr>
-                        <m:begChr m:val="("/>
-                        <m:sepChr m:val=""/>
-                        <m:endChr m:val=")"/>
-                        <m:grow/>
-                      </m:dPr>
-                      <m:e>
-                        <m:r>
-                          <m:t>5</m:t>
-                        </m:r>
-                      </m:e>
-                    </m:d>
+                    <m:r>
+                      <m:rPr>
+                        <m:sty m:val="p"/>
+                      </m:rPr>
+                      <m:t>(</m:t>
+                    </m:r>
+                    <m:r>
+                      <m:t>5</m:t>
+                    </m:r>
+                    <m:r>
+                      <m:rPr>
+                        <m:sty m:val="p"/>
+                      </m:rPr>
+                      <m:t>)</m:t>
+                    </m:r>
                     <m:r>
                       <m:rPr>
                         <m:sty m:val="p"/>
@@ -7800,27 +7904,29 @@
                         </m:r>
                       </m:e>
                     </m:rad>
-                    <m:d>
-                      <m:dPr>
-                        <m:begChr m:val="("/>
-                        <m:sepChr m:val=""/>
-                        <m:endChr m:val=")"/>
-                        <m:grow/>
-                      </m:dPr>
-                      <m:e>
-                        <m:rad>
-                          <m:radPr>
-                            <m:degHide m:val="on"/>
-                          </m:radPr>
-                          <m:deg/>
-                          <m:e>
-                            <m:r>
-                              <m:t>3</m:t>
-                            </m:r>
-                          </m:e>
-                        </m:rad>
-                      </m:e>
-                    </m:d>
+                    <m:r>
+                      <m:rPr>
+                        <m:sty m:val="p"/>
+                      </m:rPr>
+                      <m:t>(</m:t>
+                    </m:r>
+                    <m:rad>
+                      <m:radPr>
+                        <m:degHide m:val="on"/>
+                      </m:radPr>
+                      <m:deg/>
+                      <m:e>
+                        <m:r>
+                          <m:t>3</m:t>
+                        </m:r>
+                      </m:e>
+                    </m:rad>
+                    <m:r>
+                      <m:rPr>
+                        <m:sty m:val="p"/>
+                      </m:rPr>
+                      <m:t>)</m:t>
+                    </m:r>
                   </m:num>
                   <m:den>
                     <m:r>
@@ -8067,8 +8173,8 @@
         </w:tc>
       </w:tr>
     </w:tbl>
-    <w:bookmarkEnd w:id="45"/>
-    <w:bookmarkStart w:id="46" w:name="quick-check-problems"/>
+    <w:bookmarkEnd w:id="34"/>
+    <w:bookmarkStart w:id="35" w:name="quick-check-problems"/>
     <w:p>
       <w:pPr>
         <w:pStyle w:val="Heading1"/>
@@ -8252,8 +8358,8 @@
         </m:f>
       </m:oMath>
     </w:p>
-    <w:bookmarkEnd w:id="46"/>
-    <w:bookmarkStart w:id="50" w:name="further-reading"/>
+    <w:bookmarkEnd w:id="35"/>
+    <w:bookmarkStart w:id="39" w:name="further-reading"/>
     <w:p>
       <w:pPr>
         <w:pStyle w:val="Heading1"/>
@@ -8266,7 +8372,7 @@
       <w:pPr>
         <w:pStyle w:val="FirstParagraph"/>
       </w:pPr>
-      <w:hyperlink r:id="rId47">
+      <w:hyperlink r:id="rId36">
         <w:r>
           <w:rPr>
             <w:rStyle w:val="Hyperlink"/>
@@ -8275,7 +8381,7 @@
         </w:r>
       </w:hyperlink>
     </w:p>
-    <w:bookmarkStart w:id="49" w:name="version-history-and-licensing"/>
+    <w:bookmarkStart w:id="38" w:name="version-history-and-licensing"/>
     <w:p>
       <w:pPr>
         <w:pStyle w:val="Heading2"/>
@@ -8296,7 +8402,7 @@
       <w:pPr>
         <w:pStyle w:val="BodyText"/>
       </w:pPr>
-      <w:hyperlink r:id="rId48">
+      <w:hyperlink r:id="rId37">
         <w:r>
           <w:rPr>
             <w:rStyle w:val="Hyperlink"/>
@@ -8305,8 +8411,8 @@
         </w:r>
       </w:hyperlink>
     </w:p>
-    <w:bookmarkEnd w:id="49"/>
-    <w:bookmarkEnd w:id="50"/>
+    <w:bookmarkEnd w:id="38"/>
+    <w:bookmarkEnd w:id="39"/>
     <w:sectPr>
       <w:pgSz w:h="15840" w:w="12240"/>
       <w:pgMar w:bottom="1440" w:footer="720" w:gutter="0" w:header="720" w:left="1440" w:right="1440" w:top="1440"/>
